--- a/docs/package/06_Support/BrokerVerse_Business_Continuity_and_Disaster_Recovery_Plan.docx
+++ b/docs/package/06_Support/BrokerVerse_Business_Continuity_and_Disaster_Recovery_Plan.docx
@@ -789,7 +789,7 @@
             </w:rPr>
             <w:fldChar w:fldCharType="separate"/>
           </w:r>
-          <w:hyperlink w:anchor="__RefHeading___Toc151569_4049217194">
+          <w:hyperlink w:anchor="__RefHeading___Toc151569_3199679052">
             <w:r>
               <w:rPr>
                 <w:webHidden/>
@@ -824,7 +824,7 @@
             </w:tabs>
             <w:rPr/>
           </w:pPr>
-          <w:hyperlink w:anchor="__RefHeading___Toc151571_4049217194">
+          <w:hyperlink w:anchor="__RefHeading___Toc151571_3199679052">
             <w:r>
               <w:rPr>
                 <w:webHidden/>
@@ -853,7 +853,7 @@
             </w:tabs>
             <w:rPr/>
           </w:pPr>
-          <w:hyperlink w:anchor="__RefHeading___Toc151573_4049217194">
+          <w:hyperlink w:anchor="__RefHeading___Toc151573_3199679052">
             <w:r>
               <w:rPr>
                 <w:webHidden/>
@@ -875,7 +875,7 @@
             </w:tabs>
             <w:rPr/>
           </w:pPr>
-          <w:hyperlink w:anchor="__RefHeading___Toc151575_4049217194">
+          <w:hyperlink w:anchor="__RefHeading___Toc151575_3199679052">
             <w:r>
               <w:rPr>
                 <w:webHidden/>
@@ -897,7 +897,7 @@
             </w:tabs>
             <w:rPr/>
           </w:pPr>
-          <w:hyperlink w:anchor="__RefHeading___Toc151577_4049217194">
+          <w:hyperlink w:anchor="__RefHeading___Toc151577_3199679052">
             <w:r>
               <w:rPr>
                 <w:webHidden/>
@@ -919,7 +919,7 @@
             </w:tabs>
             <w:rPr/>
           </w:pPr>
-          <w:hyperlink w:anchor="__RefHeading___Toc151579_4049217194">
+          <w:hyperlink w:anchor="__RefHeading___Toc151579_3199679052">
             <w:r>
               <w:rPr>
                 <w:webHidden/>
@@ -941,7 +941,7 @@
             </w:tabs>
             <w:rPr/>
           </w:pPr>
-          <w:hyperlink w:anchor="__RefHeading___Toc151581_4049217194">
+          <w:hyperlink w:anchor="__RefHeading___Toc151581_3199679052">
             <w:r>
               <w:rPr>
                 <w:webHidden/>
@@ -963,7 +963,7 @@
             </w:tabs>
             <w:rPr/>
           </w:pPr>
-          <w:hyperlink w:anchor="__RefHeading___Toc151583_4049217194">
+          <w:hyperlink w:anchor="__RefHeading___Toc151583_3199679052">
             <w:r>
               <w:rPr>
                 <w:webHidden/>
@@ -985,7 +985,7 @@
             </w:tabs>
             <w:rPr/>
           </w:pPr>
-          <w:hyperlink w:anchor="__RefHeading___Toc151585_4049217194">
+          <w:hyperlink w:anchor="__RefHeading___Toc151585_3199679052">
             <w:r>
               <w:rPr>
                 <w:webHidden/>
@@ -1007,7 +1007,7 @@
             </w:tabs>
             <w:rPr/>
           </w:pPr>
-          <w:hyperlink w:anchor="__RefHeading___Toc151587_4049217194">
+          <w:hyperlink w:anchor="__RefHeading___Toc151587_3199679052">
             <w:r>
               <w:rPr>
                 <w:webHidden/>
@@ -1029,7 +1029,7 @@
             </w:tabs>
             <w:rPr/>
           </w:pPr>
-          <w:hyperlink w:anchor="__RefHeading___Toc151589_4049217194">
+          <w:hyperlink w:anchor="__RefHeading___Toc151589_3199679052">
             <w:r>
               <w:rPr>
                 <w:webHidden/>
@@ -1051,7 +1051,7 @@
             </w:tabs>
             <w:rPr/>
           </w:pPr>
-          <w:hyperlink w:anchor="__RefHeading___Toc151591_4049217194">
+          <w:hyperlink w:anchor="__RefHeading___Toc151591_3199679052">
             <w:r>
               <w:rPr>
                 <w:webHidden/>
@@ -1073,7 +1073,7 @@
             </w:tabs>
             <w:rPr/>
           </w:pPr>
-          <w:hyperlink w:anchor="__RefHeading___Toc151593_4049217194">
+          <w:hyperlink w:anchor="__RefHeading___Toc151593_3199679052">
             <w:r>
               <w:rPr>
                 <w:webHidden/>
@@ -1095,7 +1095,7 @@
             </w:tabs>
             <w:rPr/>
           </w:pPr>
-          <w:hyperlink w:anchor="__RefHeading___Toc151595_4049217194">
+          <w:hyperlink w:anchor="__RefHeading___Toc151595_3199679052">
             <w:r>
               <w:rPr>
                 <w:webHidden/>
@@ -1117,7 +1117,7 @@
             </w:tabs>
             <w:rPr/>
           </w:pPr>
-          <w:hyperlink w:anchor="__RefHeading___Toc151597_4049217194">
+          <w:hyperlink w:anchor="__RefHeading___Toc151597_3199679052">
             <w:r>
               <w:rPr>
                 <w:webHidden/>
@@ -1139,7 +1139,7 @@
             </w:tabs>
             <w:rPr/>
           </w:pPr>
-          <w:hyperlink w:anchor="__RefHeading___Toc151599_4049217194">
+          <w:hyperlink w:anchor="__RefHeading___Toc151599_3199679052">
             <w:r>
               <w:rPr>
                 <w:webHidden/>
@@ -1161,7 +1161,7 @@
             </w:tabs>
             <w:rPr/>
           </w:pPr>
-          <w:hyperlink w:anchor="__RefHeading___Toc151601_4049217194">
+          <w:hyperlink w:anchor="__RefHeading___Toc151601_3199679052">
             <w:r>
               <w:rPr>
                 <w:webHidden/>
@@ -1183,7 +1183,7 @@
             </w:tabs>
             <w:rPr/>
           </w:pPr>
-          <w:hyperlink w:anchor="__RefHeading___Toc151603_4049217194">
+          <w:hyperlink w:anchor="__RefHeading___Toc151603_3199679052">
             <w:r>
               <w:rPr>
                 <w:webHidden/>
@@ -1205,7 +1205,7 @@
             </w:tabs>
             <w:rPr/>
           </w:pPr>
-          <w:hyperlink w:anchor="__RefHeading___Toc151605_4049217194">
+          <w:hyperlink w:anchor="__RefHeading___Toc151605_3199679052">
             <w:r>
               <w:rPr>
                 <w:webHidden/>
@@ -1227,7 +1227,7 @@
             </w:tabs>
             <w:rPr/>
           </w:pPr>
-          <w:hyperlink w:anchor="__RefHeading___Toc151607_4049217194">
+          <w:hyperlink w:anchor="__RefHeading___Toc151607_3199679052">
             <w:r>
               <w:rPr>
                 <w:webHidden/>
@@ -1249,7 +1249,7 @@
             </w:tabs>
             <w:rPr/>
           </w:pPr>
-          <w:hyperlink w:anchor="__RefHeading___Toc151609_4049217194">
+          <w:hyperlink w:anchor="__RefHeading___Toc151609_3199679052">
             <w:r>
               <w:rPr>
                 <w:webHidden/>
@@ -1271,7 +1271,7 @@
             </w:tabs>
             <w:rPr/>
           </w:pPr>
-          <w:hyperlink w:anchor="__RefHeading___Toc151611_4049217194">
+          <w:hyperlink w:anchor="__RefHeading___Toc151611_3199679052">
             <w:r>
               <w:rPr>
                 <w:webHidden/>
@@ -1293,7 +1293,7 @@
             </w:tabs>
             <w:rPr/>
           </w:pPr>
-          <w:hyperlink w:anchor="__RefHeading___Toc151613_4049217194">
+          <w:hyperlink w:anchor="__RefHeading___Toc151613_3199679052">
             <w:r>
               <w:rPr>
                 <w:webHidden/>
@@ -1315,7 +1315,7 @@
             </w:tabs>
             <w:rPr/>
           </w:pPr>
-          <w:hyperlink w:anchor="__RefHeading___Toc151615_4049217194">
+          <w:hyperlink w:anchor="__RefHeading___Toc151615_3199679052">
             <w:r>
               <w:rPr>
                 <w:webHidden/>
@@ -1337,7 +1337,7 @@
             </w:tabs>
             <w:rPr/>
           </w:pPr>
-          <w:hyperlink w:anchor="__RefHeading___Toc151617_4049217194">
+          <w:hyperlink w:anchor="__RefHeading___Toc151617_3199679052">
             <w:r>
               <w:rPr>
                 <w:webHidden/>
@@ -1359,7 +1359,7 @@
             </w:tabs>
             <w:rPr/>
           </w:pPr>
-          <w:hyperlink w:anchor="__RefHeading___Toc151619_4049217194">
+          <w:hyperlink w:anchor="__RefHeading___Toc151619_3199679052">
             <w:r>
               <w:rPr>
                 <w:webHidden/>
@@ -1381,7 +1381,7 @@
             </w:tabs>
             <w:rPr/>
           </w:pPr>
-          <w:hyperlink w:anchor="__RefHeading___Toc151621_4049217194">
+          <w:hyperlink w:anchor="__RefHeading___Toc151621_3199679052">
             <w:r>
               <w:rPr>
                 <w:webHidden/>
@@ -1403,7 +1403,7 @@
             </w:tabs>
             <w:rPr/>
           </w:pPr>
-          <w:hyperlink w:anchor="__RefHeading___Toc151623_4049217194">
+          <w:hyperlink w:anchor="__RefHeading___Toc151623_3199679052">
             <w:r>
               <w:rPr>
                 <w:webHidden/>
@@ -1425,7 +1425,7 @@
             </w:tabs>
             <w:rPr/>
           </w:pPr>
-          <w:hyperlink w:anchor="__RefHeading___Toc151625_4049217194">
+          <w:hyperlink w:anchor="__RefHeading___Toc151625_3199679052">
             <w:r>
               <w:rPr>
                 <w:webHidden/>
@@ -1447,7 +1447,7 @@
             </w:tabs>
             <w:rPr/>
           </w:pPr>
-          <w:hyperlink w:anchor="__RefHeading___Toc151627_4049217194">
+          <w:hyperlink w:anchor="__RefHeading___Toc151627_3199679052">
             <w:r>
               <w:rPr>
                 <w:webHidden/>
@@ -1469,7 +1469,7 @@
             </w:tabs>
             <w:rPr/>
           </w:pPr>
-          <w:hyperlink w:anchor="__RefHeading___Toc151629_4049217194">
+          <w:hyperlink w:anchor="__RefHeading___Toc151629_3199679052">
             <w:r>
               <w:rPr>
                 <w:webHidden/>
@@ -1491,7 +1491,7 @@
             </w:tabs>
             <w:rPr/>
           </w:pPr>
-          <w:hyperlink w:anchor="__RefHeading___Toc151631_4049217194">
+          <w:hyperlink w:anchor="__RefHeading___Toc151631_3199679052">
             <w:r>
               <w:rPr>
                 <w:webHidden/>
@@ -1513,7 +1513,7 @@
             </w:tabs>
             <w:rPr/>
           </w:pPr>
-          <w:hyperlink w:anchor="__RefHeading___Toc151633_4049217194">
+          <w:hyperlink w:anchor="__RefHeading___Toc151633_3199679052">
             <w:r>
               <w:rPr>
                 <w:webHidden/>
@@ -1535,7 +1535,7 @@
             </w:tabs>
             <w:rPr/>
           </w:pPr>
-          <w:hyperlink w:anchor="__RefHeading___Toc151635_4049217194">
+          <w:hyperlink w:anchor="__RefHeading___Toc151635_3199679052">
             <w:r>
               <w:rPr>
                 <w:webHidden/>
@@ -1557,7 +1557,7 @@
             </w:tabs>
             <w:rPr/>
           </w:pPr>
-          <w:hyperlink w:anchor="__RefHeading___Toc151637_4049217194">
+          <w:hyperlink w:anchor="__RefHeading___Toc151637_3199679052">
             <w:r>
               <w:rPr>
                 <w:webHidden/>
@@ -1579,7 +1579,7 @@
             </w:tabs>
             <w:rPr/>
           </w:pPr>
-          <w:hyperlink w:anchor="__RefHeading___Toc151639_4049217194">
+          <w:hyperlink w:anchor="__RefHeading___Toc151639_3199679052">
             <w:r>
               <w:rPr>
                 <w:webHidden/>
@@ -1601,7 +1601,7 @@
             </w:tabs>
             <w:rPr/>
           </w:pPr>
-          <w:hyperlink w:anchor="__RefHeading___Toc151641_4049217194">
+          <w:hyperlink w:anchor="__RefHeading___Toc151641_3199679052">
             <w:r>
               <w:rPr>
                 <w:webHidden/>
@@ -1623,7 +1623,7 @@
             </w:tabs>
             <w:rPr/>
           </w:pPr>
-          <w:hyperlink w:anchor="__RefHeading___Toc151643_4049217194">
+          <w:hyperlink w:anchor="__RefHeading___Toc151643_3199679052">
             <w:r>
               <w:rPr>
                 <w:webHidden/>
@@ -1645,7 +1645,7 @@
             </w:tabs>
             <w:rPr/>
           </w:pPr>
-          <w:hyperlink w:anchor="__RefHeading___Toc151645_4049217194">
+          <w:hyperlink w:anchor="__RefHeading___Toc151645_3199679052">
             <w:r>
               <w:rPr>
                 <w:webHidden/>
@@ -1667,7 +1667,7 @@
             </w:tabs>
             <w:rPr/>
           </w:pPr>
-          <w:hyperlink w:anchor="__RefHeading___Toc151647_4049217194">
+          <w:hyperlink w:anchor="__RefHeading___Toc151647_3199679052">
             <w:r>
               <w:rPr>
                 <w:webHidden/>
@@ -1715,7 +1715,7 @@
       <w:r>
         <w:br w:type="page"/>
       </w:r>
-      <w:bookmarkStart w:id="0" w:name="__RefHeading___Toc151569_4049217194"/>
+      <w:bookmarkStart w:id="0" w:name="__RefHeading___Toc151569_3199679052"/>
       <w:bookmarkStart w:id="1" w:name="_Toc48319687"/>
       <w:bookmarkStart w:id="2" w:name="_Toc11824118"/>
       <w:bookmarkEnd w:id="0"/>
@@ -2358,7 +2358,7 @@
           <w:spacing w:val="0"/>
         </w:rPr>
       </w:pPr>
-      <w:bookmarkStart w:id="4" w:name="__RefHeading___Toc151571_4049217194"/>
+      <w:bookmarkStart w:id="4" w:name="__RefHeading___Toc151571_3199679052"/>
       <w:bookmarkStart w:id="5" w:name="_Toc233203388"/>
       <w:bookmarkEnd w:id="4"/>
       <w:r>
@@ -4216,7 +4216,7 @@
         <w:pageBreakBefore w:val="false"/>
         <w:rPr/>
       </w:pPr>
-      <w:bookmarkStart w:id="6" w:name="__RefHeading___Toc151573_4049217194"/>
+      <w:bookmarkStart w:id="6" w:name="__RefHeading___Toc151573_3199679052"/>
       <w:bookmarkEnd w:id="6"/>
       <w:r>
         <w:rPr>
@@ -4233,7 +4233,7 @@
         <w:pStyle w:val="Heading2"/>
         <w:rPr/>
       </w:pPr>
-      <w:bookmarkStart w:id="7" w:name="__RefHeading___Toc151575_4049217194"/>
+      <w:bookmarkStart w:id="7" w:name="__RefHeading___Toc151575_3199679052"/>
       <w:bookmarkEnd w:id="7"/>
       <w:r>
         <w:rPr>
@@ -4280,7 +4280,7 @@
         <w:pStyle w:val="Heading2"/>
         <w:rPr/>
       </w:pPr>
-      <w:bookmarkStart w:id="8" w:name="__RefHeading___Toc151577_4049217194"/>
+      <w:bookmarkStart w:id="8" w:name="__RefHeading___Toc151577_3199679052"/>
       <w:bookmarkEnd w:id="8"/>
       <w:r>
         <w:rPr>
@@ -4383,7 +4383,7 @@
         <w:pStyle w:val="Heading2"/>
         <w:rPr/>
       </w:pPr>
-      <w:bookmarkStart w:id="9" w:name="__RefHeading___Toc151579_4049217194"/>
+      <w:bookmarkStart w:id="9" w:name="__RefHeading___Toc151579_3199679052"/>
       <w:bookmarkEnd w:id="9"/>
       <w:r>
         <w:rPr>
@@ -4814,7 +4814,7 @@
       <w:r>
         <w:br w:type="page"/>
       </w:r>
-      <w:bookmarkStart w:id="10" w:name="__RefHeading___Toc151581_4049217194"/>
+      <w:bookmarkStart w:id="10" w:name="__RefHeading___Toc151581_3199679052"/>
       <w:bookmarkEnd w:id="10"/>
       <w:r>
         <w:rPr>
@@ -4831,7 +4831,7 @@
         <w:pStyle w:val="Heading2"/>
         <w:rPr/>
       </w:pPr>
-      <w:bookmarkStart w:id="11" w:name="__RefHeading___Toc151583_4049217194"/>
+      <w:bookmarkStart w:id="11" w:name="__RefHeading___Toc151583_3199679052"/>
       <w:bookmarkEnd w:id="11"/>
       <w:r>
         <w:rPr>
@@ -6139,7 +6139,7 @@
         <w:pStyle w:val="Heading2"/>
         <w:rPr/>
       </w:pPr>
-      <w:bookmarkStart w:id="12" w:name="__RefHeading___Toc151585_4049217194"/>
+      <w:bookmarkStart w:id="12" w:name="__RefHeading___Toc151585_3199679052"/>
       <w:bookmarkEnd w:id="12"/>
       <w:r>
         <w:rPr>
@@ -7166,7 +7166,7 @@
         <w:pStyle w:val="Heading1"/>
         <w:rPr/>
       </w:pPr>
-      <w:bookmarkStart w:id="13" w:name="__RefHeading___Toc151587_4049217194"/>
+      <w:bookmarkStart w:id="13" w:name="__RefHeading___Toc151587_3199679052"/>
       <w:bookmarkEnd w:id="13"/>
       <w:r>
         <w:rPr>
@@ -7183,7 +7183,7 @@
         <w:pStyle w:val="Heading2"/>
         <w:rPr/>
       </w:pPr>
-      <w:bookmarkStart w:id="14" w:name="__RefHeading___Toc151589_4049217194"/>
+      <w:bookmarkStart w:id="14" w:name="__RefHeading___Toc151589_3199679052"/>
       <w:bookmarkEnd w:id="14"/>
       <w:r>
         <w:rPr>
@@ -8280,7 +8280,7 @@
         <w:pStyle w:val="Heading2"/>
         <w:rPr/>
       </w:pPr>
-      <w:bookmarkStart w:id="15" w:name="__RefHeading___Toc151591_4049217194"/>
+      <w:bookmarkStart w:id="15" w:name="__RefHeading___Toc151591_3199679052"/>
       <w:bookmarkEnd w:id="15"/>
       <w:r>
         <w:rPr>
@@ -9569,7 +9569,7 @@
         <w:pStyle w:val="Heading2"/>
         <w:rPr/>
       </w:pPr>
-      <w:bookmarkStart w:id="16" w:name="__RefHeading___Toc151593_4049217194"/>
+      <w:bookmarkStart w:id="16" w:name="__RefHeading___Toc151593_3199679052"/>
       <w:bookmarkEnd w:id="16"/>
       <w:r>
         <w:rPr>
@@ -9604,7 +9604,7 @@
         <w:pStyle w:val="Heading1"/>
         <w:rPr/>
       </w:pPr>
-      <w:bookmarkStart w:id="17" w:name="__RefHeading___Toc151595_4049217194"/>
+      <w:bookmarkStart w:id="17" w:name="__RefHeading___Toc151595_3199679052"/>
       <w:bookmarkEnd w:id="17"/>
       <w:r>
         <w:rPr>
@@ -9621,7 +9621,7 @@
         <w:pStyle w:val="Heading2"/>
         <w:rPr/>
       </w:pPr>
-      <w:bookmarkStart w:id="18" w:name="__RefHeading___Toc151597_4049217194"/>
+      <w:bookmarkStart w:id="18" w:name="__RefHeading___Toc151597_3199679052"/>
       <w:bookmarkEnd w:id="18"/>
       <w:r>
         <w:rPr>
@@ -11270,7 +11270,7 @@
         <w:pStyle w:val="Heading2"/>
         <w:rPr/>
       </w:pPr>
-      <w:bookmarkStart w:id="19" w:name="__RefHeading___Toc151599_4049217194"/>
+      <w:bookmarkStart w:id="19" w:name="__RefHeading___Toc151599_3199679052"/>
       <w:bookmarkEnd w:id="19"/>
       <w:r>
         <w:rPr>
@@ -11336,7 +11336,7 @@
         <w:pStyle w:val="Heading1"/>
         <w:rPr/>
       </w:pPr>
-      <w:bookmarkStart w:id="20" w:name="__RefHeading___Toc151601_4049217194"/>
+      <w:bookmarkStart w:id="20" w:name="__RefHeading___Toc151601_3199679052"/>
       <w:bookmarkEnd w:id="20"/>
       <w:r>
         <w:rPr>
@@ -11368,7 +11368,7 @@
         <w:pStyle w:val="Heading2"/>
         <w:rPr/>
       </w:pPr>
-      <w:bookmarkStart w:id="21" w:name="__RefHeading___Toc151603_4049217194"/>
+      <w:bookmarkStart w:id="21" w:name="__RefHeading___Toc151603_3199679052"/>
       <w:bookmarkEnd w:id="21"/>
       <w:r>
         <w:rPr>
@@ -11639,7 +11639,7 @@
         <w:pStyle w:val="Heading2"/>
         <w:rPr/>
       </w:pPr>
-      <w:bookmarkStart w:id="22" w:name="__RefHeading___Toc151605_4049217194"/>
+      <w:bookmarkStart w:id="22" w:name="__RefHeading___Toc151605_3199679052"/>
       <w:bookmarkEnd w:id="22"/>
       <w:r>
         <w:rPr>
@@ -12334,7 +12334,7 @@
         <w:pStyle w:val="Heading2"/>
         <w:rPr/>
       </w:pPr>
-      <w:bookmarkStart w:id="23" w:name="__RefHeading___Toc151607_4049217194"/>
+      <w:bookmarkStart w:id="23" w:name="__RefHeading___Toc151607_3199679052"/>
       <w:bookmarkEnd w:id="23"/>
       <w:r>
         <w:rPr>
@@ -12439,7 +12439,7 @@
         <w:pStyle w:val="Heading2"/>
         <w:rPr/>
       </w:pPr>
-      <w:bookmarkStart w:id="24" w:name="__RefHeading___Toc151609_4049217194"/>
+      <w:bookmarkStart w:id="24" w:name="__RefHeading___Toc151609_3199679052"/>
       <w:bookmarkEnd w:id="24"/>
       <w:r>
         <w:rPr>
@@ -12544,7 +12544,7 @@
         <w:pStyle w:val="Heading2"/>
         <w:rPr/>
       </w:pPr>
-      <w:bookmarkStart w:id="25" w:name="__RefHeading___Toc151611_4049217194"/>
+      <w:bookmarkStart w:id="25" w:name="__RefHeading___Toc151611_3199679052"/>
       <w:bookmarkEnd w:id="25"/>
       <w:r>
         <w:rPr>
@@ -12615,7 +12615,7 @@
         <w:pStyle w:val="Heading2"/>
         <w:rPr/>
       </w:pPr>
-      <w:bookmarkStart w:id="26" w:name="__RefHeading___Toc151613_4049217194"/>
+      <w:bookmarkStart w:id="26" w:name="__RefHeading___Toc151613_3199679052"/>
       <w:bookmarkEnd w:id="26"/>
       <w:r>
         <w:rPr>
@@ -12759,7 +12759,7 @@
         <w:pStyle w:val="Heading2"/>
         <w:rPr/>
       </w:pPr>
-      <w:bookmarkStart w:id="27" w:name="__RefHeading___Toc151615_4049217194"/>
+      <w:bookmarkStart w:id="27" w:name="__RefHeading___Toc151615_3199679052"/>
       <w:bookmarkEnd w:id="27"/>
       <w:r>
         <w:rPr>
@@ -12814,7 +12814,7 @@
         <w:pStyle w:val="Heading2"/>
         <w:rPr/>
       </w:pPr>
-      <w:bookmarkStart w:id="28" w:name="__RefHeading___Toc151617_4049217194"/>
+      <w:bookmarkStart w:id="28" w:name="__RefHeading___Toc151617_3199679052"/>
       <w:bookmarkEnd w:id="28"/>
       <w:r>
         <w:rPr>
@@ -12849,7 +12849,7 @@
         <w:pStyle w:val="Heading1"/>
         <w:rPr/>
       </w:pPr>
-      <w:bookmarkStart w:id="29" w:name="__RefHeading___Toc151619_4049217194"/>
+      <w:bookmarkStart w:id="29" w:name="__RefHeading___Toc151619_3199679052"/>
       <w:bookmarkEnd w:id="29"/>
       <w:r>
         <w:rPr>
@@ -12866,7 +12866,7 @@
         <w:pStyle w:val="Heading2"/>
         <w:rPr/>
       </w:pPr>
-      <w:bookmarkStart w:id="30" w:name="__RefHeading___Toc151621_4049217194"/>
+      <w:bookmarkStart w:id="30" w:name="__RefHeading___Toc151621_3199679052"/>
       <w:bookmarkEnd w:id="30"/>
       <w:r>
         <w:rPr>
@@ -13458,7 +13458,7 @@
         <w:pStyle w:val="Heading2"/>
         <w:rPr/>
       </w:pPr>
-      <w:bookmarkStart w:id="31" w:name="__RefHeading___Toc151623_4049217194"/>
+      <w:bookmarkStart w:id="31" w:name="__RefHeading___Toc151623_3199679052"/>
       <w:bookmarkEnd w:id="31"/>
       <w:r>
         <w:rPr>
@@ -13918,7 +13918,7 @@
         <w:pStyle w:val="Heading2"/>
         <w:rPr/>
       </w:pPr>
-      <w:bookmarkStart w:id="32" w:name="__RefHeading___Toc151625_4049217194"/>
+      <w:bookmarkStart w:id="32" w:name="__RefHeading___Toc151625_3199679052"/>
       <w:bookmarkEnd w:id="32"/>
       <w:r>
         <w:rPr>
@@ -14679,7 +14679,7 @@
         <w:pStyle w:val="Heading2"/>
         <w:rPr/>
       </w:pPr>
-      <w:bookmarkStart w:id="33" w:name="__RefHeading___Toc151627_4049217194"/>
+      <w:bookmarkStart w:id="33" w:name="__RefHeading___Toc151627_3199679052"/>
       <w:bookmarkEnd w:id="33"/>
       <w:r>
         <w:rPr>
@@ -15216,7 +15216,7 @@
         <w:pStyle w:val="Heading2"/>
         <w:rPr/>
       </w:pPr>
-      <w:bookmarkStart w:id="34" w:name="__RefHeading___Toc151629_4049217194"/>
+      <w:bookmarkStart w:id="34" w:name="__RefHeading___Toc151629_3199679052"/>
       <w:bookmarkEnd w:id="34"/>
       <w:r>
         <w:rPr>
@@ -15654,7 +15654,7 @@
         <w:pStyle w:val="Heading2"/>
         <w:rPr/>
       </w:pPr>
-      <w:bookmarkStart w:id="35" w:name="__RefHeading___Toc151631_4049217194"/>
+      <w:bookmarkStart w:id="35" w:name="__RefHeading___Toc151631_3199679052"/>
       <w:bookmarkEnd w:id="35"/>
       <w:r>
         <w:rPr>
@@ -16273,7 +16273,7 @@
       <w:r>
         <w:br w:type="page"/>
       </w:r>
-      <w:bookmarkStart w:id="36" w:name="__RefHeading___Toc151633_4049217194"/>
+      <w:bookmarkStart w:id="36" w:name="__RefHeading___Toc151633_3199679052"/>
       <w:bookmarkEnd w:id="36"/>
       <w:r>
         <w:rPr>
@@ -17042,7 +17042,7 @@
         <w:pStyle w:val="Heading1"/>
         <w:rPr/>
       </w:pPr>
-      <w:bookmarkStart w:id="37" w:name="__RefHeading___Toc151635_4049217194"/>
+      <w:bookmarkStart w:id="37" w:name="__RefHeading___Toc151635_3199679052"/>
       <w:bookmarkEnd w:id="37"/>
       <w:r>
         <w:rPr>
@@ -18117,7 +18117,7 @@
       <w:r>
         <w:br w:type="page"/>
       </w:r>
-      <w:bookmarkStart w:id="38" w:name="__RefHeading___Toc151637_4049217194"/>
+      <w:bookmarkStart w:id="38" w:name="__RefHeading___Toc151637_3199679052"/>
       <w:bookmarkEnd w:id="38"/>
       <w:r>
         <w:rPr>
@@ -20944,7 +20944,7 @@
       <w:r>
         <w:br w:type="page"/>
       </w:r>
-      <w:bookmarkStart w:id="39" w:name="__RefHeading___Toc151639_4049217194"/>
+      <w:bookmarkStart w:id="39" w:name="__RefHeading___Toc151639_3199679052"/>
       <w:bookmarkEnd w:id="39"/>
       <w:r>
         <w:rPr>
@@ -20961,7 +20961,7 @@
         <w:pStyle w:val="Heading2"/>
         <w:rPr/>
       </w:pPr>
-      <w:bookmarkStart w:id="40" w:name="__RefHeading___Toc151641_4049217194"/>
+      <w:bookmarkStart w:id="40" w:name="__RefHeading___Toc151641_3199679052"/>
       <w:bookmarkEnd w:id="40"/>
       <w:r>
         <w:rPr>
@@ -21955,7 +21955,7 @@
         <w:pStyle w:val="Heading2"/>
         <w:rPr/>
       </w:pPr>
-      <w:bookmarkStart w:id="41" w:name="__RefHeading___Toc151643_4049217194"/>
+      <w:bookmarkStart w:id="41" w:name="__RefHeading___Toc151643_3199679052"/>
       <w:bookmarkEnd w:id="41"/>
       <w:r>
         <w:rPr>
@@ -22938,7 +22938,7 @@
         <w:pStyle w:val="Heading1"/>
         <w:rPr/>
       </w:pPr>
-      <w:bookmarkStart w:id="42" w:name="__RefHeading___Toc151645_4049217194"/>
+      <w:bookmarkStart w:id="42" w:name="__RefHeading___Toc151645_3199679052"/>
       <w:bookmarkEnd w:id="42"/>
       <w:r>
         <w:rPr>
@@ -23029,7 +23029,7 @@
           <w:spacing w:val="0"/>
         </w:rPr>
       </w:pPr>
-      <w:bookmarkStart w:id="43" w:name="__RefHeading___Toc151647_4049217194"/>
+      <w:bookmarkStart w:id="43" w:name="__RefHeading___Toc151647_3199679052"/>
       <w:bookmarkStart w:id="44" w:name="_Toc233203395"/>
       <w:bookmarkEnd w:id="43"/>
       <w:r>

--- a/docs/package/06_Support/BrokerVerse_Business_Continuity_and_Disaster_Recovery_Plan.docx
+++ b/docs/package/06_Support/BrokerVerse_Business_Continuity_and_Disaster_Recovery_Plan.docx
@@ -10,7 +10,7 @@
       <w:r>
         <w:rPr/>
         <w:drawing>
-          <wp:anchor behindDoc="1" distT="0" distB="0" distL="0" distR="0" simplePos="0" locked="0" layoutInCell="0" allowOverlap="1" relativeHeight="26">
+          <wp:anchor behindDoc="1" distT="0" distB="0" distL="0" distR="0" simplePos="0" locked="0" layoutInCell="0" allowOverlap="1" relativeHeight="29">
             <wp:simplePos x="0" y="0"/>
             <wp:positionH relativeFrom="margin">
               <wp:posOffset>-914400</wp:posOffset>
@@ -55,7 +55,7 @@
           </wp:anchor>
         </w:drawing>
         <w:drawing>
-          <wp:anchor behindDoc="1" distT="0" distB="0" distL="0" distR="0" simplePos="0" locked="0" layoutInCell="0" allowOverlap="1" relativeHeight="37">
+          <wp:anchor behindDoc="1" distT="0" distB="0" distL="0" distR="0" simplePos="0" locked="0" layoutInCell="0" allowOverlap="1" relativeHeight="40">
             <wp:simplePos x="0" y="0"/>
             <wp:positionH relativeFrom="margin">
               <wp:align>center</wp:align>
@@ -111,7 +111,7 @@
         <mc:AlternateContent>
           <mc:Choice Requires="wps">
             <w:drawing>
-              <wp:anchor behindDoc="0" distT="45720" distB="45720" distL="114300" distR="114300" simplePos="0" locked="0" layoutInCell="0" allowOverlap="1" relativeHeight="27" wp14:anchorId="3D43415C">
+              <wp:anchor behindDoc="0" distT="45720" distB="45720" distL="114300" distR="114300" simplePos="0" locked="0" layoutInCell="0" allowOverlap="1" relativeHeight="30" wp14:anchorId="3D43415C">
                 <wp:simplePos x="0" y="0"/>
                 <wp:positionH relativeFrom="page">
                   <wp:posOffset>194310</wp:posOffset>
@@ -226,7 +226,7 @@
         <mc:AlternateContent>
           <mc:Choice Requires="wps">
             <w:drawing>
-              <wp:anchor behindDoc="0" distT="45720" distB="45720" distL="113030" distR="114935" simplePos="0" locked="0" layoutInCell="0" allowOverlap="1" relativeHeight="29" wp14:anchorId="58C23128">
+              <wp:anchor behindDoc="0" distT="45720" distB="45720" distL="113030" distR="114935" simplePos="0" locked="0" layoutInCell="0" allowOverlap="1" relativeHeight="32" wp14:anchorId="58C23128">
                 <wp:simplePos x="0" y="0"/>
                 <wp:positionH relativeFrom="page">
                   <wp:posOffset>3094990</wp:posOffset>
@@ -285,7 +285,7 @@
                                 <w:bCs/>
                                 <w:color w:val="1D74BA"/>
                               </w:rPr>
-                              <w:t>1.0</w:t>
+                              <w:t>1.1</w:t>
                             </w:r>
                           </w:p>
                         </w:txbxContent>
@@ -328,7 +328,7 @@
                           <w:bCs/>
                           <w:color w:val="1D74BA"/>
                         </w:rPr>
-                        <w:t>1.0</w:t>
+                        <w:t>1.1</w:t>
                       </w:r>
                     </w:p>
                   </w:txbxContent>
@@ -341,7 +341,7 @@
         <mc:AlternateContent>
           <mc:Choice Requires="wps">
             <w:drawing>
-              <wp:anchor behindDoc="0" distT="45720" distB="45720" distL="114300" distR="113665" simplePos="0" locked="0" layoutInCell="0" allowOverlap="1" relativeHeight="31" wp14:anchorId="1BF25123">
+              <wp:anchor behindDoc="0" distT="45720" distB="45720" distL="114300" distR="113665" simplePos="0" locked="0" layoutInCell="0" allowOverlap="1" relativeHeight="34" wp14:anchorId="1BF25123">
                 <wp:simplePos x="0" y="0"/>
                 <wp:positionH relativeFrom="page">
                   <wp:posOffset>4992370</wp:posOffset>
@@ -400,7 +400,7 @@
                                 <w:bCs/>
                                 <w:color w:val="1D74BA"/>
                               </w:rPr>
-                              <w:t>03 October 2026</w:t>
+                              <w:t>04 October 2026</w:t>
                             </w:r>
                           </w:p>
                         </w:txbxContent>
@@ -443,7 +443,7 @@
                           <w:bCs/>
                           <w:color w:val="1D74BA"/>
                         </w:rPr>
-                        <w:t>03 October 2026</w:t>
+                        <w:t>04 October 2026</w:t>
                       </w:r>
                     </w:p>
                   </w:txbxContent>
@@ -456,7 +456,7 @@
         <mc:AlternateContent>
           <mc:Choice Requires="wps">
             <w:drawing>
-              <wp:anchor behindDoc="0" distT="45720" distB="46355" distL="114300" distR="114300" simplePos="0" locked="0" layoutInCell="0" allowOverlap="1" relativeHeight="33" wp14:anchorId="01DE2BF4">
+              <wp:anchor behindDoc="0" distT="45720" distB="46355" distL="114300" distR="114300" simplePos="0" locked="0" layoutInCell="0" allowOverlap="1" relativeHeight="36" wp14:anchorId="01DE2BF4">
                 <wp:simplePos x="0" y="0"/>
                 <wp:positionH relativeFrom="margin">
                   <wp:align>center</wp:align>
@@ -601,7 +601,7 @@
         <mc:AlternateContent>
           <mc:Choice Requires="wps">
             <w:drawing>
-              <wp:anchor behindDoc="0" distT="45720" distB="50800" distL="114300" distR="114300" simplePos="0" locked="0" layoutInCell="0" allowOverlap="1" relativeHeight="35" wp14:anchorId="204C02CC">
+              <wp:anchor behindDoc="0" distT="45720" distB="50800" distL="114300" distR="114300" simplePos="0" locked="0" layoutInCell="0" allowOverlap="1" relativeHeight="38" wp14:anchorId="204C02CC">
                 <wp:simplePos x="0" y="0"/>
                 <wp:positionH relativeFrom="margin">
                   <wp:align>center</wp:align>
@@ -789,7 +789,7 @@
             </w:rPr>
             <w:fldChar w:fldCharType="separate"/>
           </w:r>
-          <w:hyperlink w:anchor="__RefHeading___Toc58659_3066934455">
+          <w:hyperlink w:anchor="__RefHeading___Toc33186_1360963153">
             <w:r>
               <w:rPr>
                 <w:webHidden/>
@@ -824,7 +824,7 @@
             </w:tabs>
             <w:rPr/>
           </w:pPr>
-          <w:hyperlink w:anchor="__RefHeading___Toc58661_3066934455">
+          <w:hyperlink w:anchor="__RefHeading___Toc33188_1360963153">
             <w:r>
               <w:rPr>
                 <w:webHidden/>
@@ -853,7 +853,7 @@
             </w:tabs>
             <w:rPr/>
           </w:pPr>
-          <w:hyperlink w:anchor="__RefHeading___Toc58663_3066934455">
+          <w:hyperlink w:anchor="__RefHeading___Toc33190_1360963153">
             <w:r>
               <w:rPr>
                 <w:webHidden/>
@@ -875,7 +875,7 @@
             </w:tabs>
             <w:rPr/>
           </w:pPr>
-          <w:hyperlink w:anchor="__RefHeading___Toc58665_3066934455">
+          <w:hyperlink w:anchor="__RefHeading___Toc33192_1360963153">
             <w:r>
               <w:rPr>
                 <w:webHidden/>
@@ -897,7 +897,7 @@
             </w:tabs>
             <w:rPr/>
           </w:pPr>
-          <w:hyperlink w:anchor="__RefHeading___Toc58667_3066934455">
+          <w:hyperlink w:anchor="__RefHeading___Toc33194_1360963153">
             <w:r>
               <w:rPr>
                 <w:webHidden/>
@@ -905,7 +905,7 @@
               </w:rPr>
               <w:t>3.2 Sources and labels</w:t>
               <w:tab/>
-              <w:t>5</w:t>
+              <w:t>6</w:t>
             </w:r>
           </w:hyperlink>
         </w:p>
@@ -919,7 +919,7 @@
             </w:tabs>
             <w:rPr/>
           </w:pPr>
-          <w:hyperlink w:anchor="__RefHeading___Toc58669_3066934455">
+          <w:hyperlink w:anchor="__RefHeading___Toc33196_1360963153">
             <w:r>
               <w:rPr>
                 <w:webHidden/>
@@ -941,7 +941,7 @@
             </w:tabs>
             <w:rPr/>
           </w:pPr>
-          <w:hyperlink w:anchor="__RefHeading___Toc58671_3066934455">
+          <w:hyperlink w:anchor="__RefHeading___Toc33198_1360963153">
             <w:r>
               <w:rPr>
                 <w:webHidden/>
@@ -963,7 +963,7 @@
             </w:tabs>
             <w:rPr/>
           </w:pPr>
-          <w:hyperlink w:anchor="__RefHeading___Toc58673_3066934455">
+          <w:hyperlink w:anchor="__RefHeading___Toc33200_1360963153">
             <w:r>
               <w:rPr>
                 <w:webHidden/>
@@ -985,7 +985,7 @@
             </w:tabs>
             <w:rPr/>
           </w:pPr>
-          <w:hyperlink w:anchor="__RefHeading___Toc58675_3066934455">
+          <w:hyperlink w:anchor="__RefHeading___Toc33202_1360963153">
             <w:r>
               <w:rPr>
                 <w:webHidden/>
@@ -1007,7 +1007,7 @@
             </w:tabs>
             <w:rPr/>
           </w:pPr>
-          <w:hyperlink w:anchor="__RefHeading___Toc58677_3066934455">
+          <w:hyperlink w:anchor="__RefHeading___Toc33204_1360963153">
             <w:r>
               <w:rPr>
                 <w:webHidden/>
@@ -1015,7 +1015,7 @@
               </w:rPr>
               <w:t>5. Recovery objectives</w:t>
               <w:tab/>
-              <w:t>8</w:t>
+              <w:t>9</w:t>
             </w:r>
           </w:hyperlink>
         </w:p>
@@ -1029,7 +1029,7 @@
             </w:tabs>
             <w:rPr/>
           </w:pPr>
-          <w:hyperlink w:anchor="__RefHeading___Toc58679_3066934455">
+          <w:hyperlink w:anchor="__RefHeading___Toc33206_1360963153">
             <w:r>
               <w:rPr>
                 <w:webHidden/>
@@ -1037,7 +1037,7 @@
               </w:rPr>
               <w:t>5.1 Objectives by scenario</w:t>
               <w:tab/>
-              <w:t>8</w:t>
+              <w:t>9</w:t>
             </w:r>
           </w:hyperlink>
         </w:p>
@@ -1051,7 +1051,7 @@
             </w:tabs>
             <w:rPr/>
           </w:pPr>
-          <w:hyperlink w:anchor="__RefHeading___Toc58681_3066934455">
+          <w:hyperlink w:anchor="__RefHeading___Toc33208_1360963153">
             <w:r>
               <w:rPr>
                 <w:webHidden/>
@@ -1059,7 +1059,7 @@
               </w:rPr>
               <w:t>5.2 Objectives by hosting option</w:t>
               <w:tab/>
-              <w:t>8</w:t>
+              <w:t>9</w:t>
             </w:r>
           </w:hyperlink>
         </w:p>
@@ -1073,7 +1073,7 @@
             </w:tabs>
             <w:rPr/>
           </w:pPr>
-          <w:hyperlink w:anchor="__RefHeading___Toc58683_3066934455">
+          <w:hyperlink w:anchor="__RefHeading___Toc33210_1360963153">
             <w:r>
               <w:rPr>
                 <w:webHidden/>
@@ -1081,7 +1081,7 @@
               </w:rPr>
               <w:t>5.3 Availability target</w:t>
               <w:tab/>
-              <w:t>9</w:t>
+              <w:t>10</w:t>
             </w:r>
           </w:hyperlink>
         </w:p>
@@ -1095,7 +1095,7 @@
             </w:tabs>
             <w:rPr/>
           </w:pPr>
-          <w:hyperlink w:anchor="__RefHeading___Toc58685_3066934455">
+          <w:hyperlink w:anchor="__RefHeading___Toc33212_1360963153">
             <w:r>
               <w:rPr>
                 <w:webHidden/>
@@ -1103,7 +1103,7 @@
               </w:rPr>
               <w:t>6. Backup scheme</w:t>
               <w:tab/>
-              <w:t>10</w:t>
+              <w:t>11</w:t>
             </w:r>
           </w:hyperlink>
         </w:p>
@@ -1117,7 +1117,7 @@
             </w:tabs>
             <w:rPr/>
           </w:pPr>
-          <w:hyperlink w:anchor="__RefHeading___Toc58687_3066934455">
+          <w:hyperlink w:anchor="__RefHeading___Toc33214_1360963153">
             <w:r>
               <w:rPr>
                 <w:webHidden/>
@@ -1125,7 +1125,7 @@
               </w:rPr>
               <w:t>6.1 Backups</w:t>
               <w:tab/>
-              <w:t>10</w:t>
+              <w:t>11</w:t>
             </w:r>
           </w:hyperlink>
         </w:p>
@@ -1139,7 +1139,7 @@
             </w:tabs>
             <w:rPr/>
           </w:pPr>
-          <w:hyperlink w:anchor="__RefHeading___Toc58689_3066934455">
+          <w:hyperlink w:anchor="__RefHeading___Toc33216_1360963153">
             <w:r>
               <w:rPr>
                 <w:webHidden/>
@@ -1147,7 +1147,7 @@
               </w:rPr>
               <w:t>6.2 Why the encryption key matters</w:t>
               <w:tab/>
-              <w:t>10</w:t>
+              <w:t>11</w:t>
             </w:r>
           </w:hyperlink>
         </w:p>
@@ -1161,7 +1161,7 @@
             </w:tabs>
             <w:rPr/>
           </w:pPr>
-          <w:hyperlink w:anchor="__RefHeading___Toc58691_3066934455">
+          <w:hyperlink w:anchor="__RefHeading___Toc33218_1360963153">
             <w:r>
               <w:rPr>
                 <w:webHidden/>
@@ -1169,7 +1169,7 @@
               </w:rPr>
               <w:t>7. Restore procedures</w:t>
               <w:tab/>
-              <w:t>11</w:t>
+              <w:t>13</w:t>
             </w:r>
           </w:hyperlink>
         </w:p>
@@ -1183,7 +1183,7 @@
             </w:tabs>
             <w:rPr/>
           </w:pPr>
-          <w:hyperlink w:anchor="__RefHeading___Toc58693_3066934455">
+          <w:hyperlink w:anchor="__RefHeading___Toc33220_1360963153">
             <w:r>
               <w:rPr>
                 <w:webHidden/>
@@ -1191,7 +1191,7 @@
               </w:rPr>
               <w:t>7.1 Common steps for every restore</w:t>
               <w:tab/>
-              <w:t>11</w:t>
+              <w:t>13</w:t>
             </w:r>
           </w:hyperlink>
         </w:p>
@@ -1205,7 +1205,7 @@
             </w:tabs>
             <w:rPr/>
           </w:pPr>
-          <w:hyperlink w:anchor="__RefHeading___Toc58695_3066934455">
+          <w:hyperlink w:anchor="__RefHeading___Toc33222_1360963153">
             <w:r>
               <w:rPr>
                 <w:webHidden/>
@@ -1213,7 +1213,7 @@
               </w:rPr>
               <w:t>7.2 Business checks after a restore</w:t>
               <w:tab/>
-              <w:t>11</w:t>
+              <w:t>13</w:t>
             </w:r>
           </w:hyperlink>
         </w:p>
@@ -1227,7 +1227,7 @@
             </w:tabs>
             <w:rPr/>
           </w:pPr>
-          <w:hyperlink w:anchor="__RefHeading___Toc58697_3066934455">
+          <w:hyperlink w:anchor="__RefHeading___Toc33224_1360963153">
             <w:r>
               <w:rPr>
                 <w:webHidden/>
@@ -1235,7 +1235,7 @@
               </w:rPr>
               <w:t>7.3 Database: point-in-time recovery</w:t>
               <w:tab/>
-              <w:t>11</w:t>
+              <w:t>14</w:t>
             </w:r>
           </w:hyperlink>
         </w:p>
@@ -1249,7 +1249,7 @@
             </w:tabs>
             <w:rPr/>
           </w:pPr>
-          <w:hyperlink w:anchor="__RefHeading___Toc58699_3066934455">
+          <w:hyperlink w:anchor="__RefHeading___Toc33226_1360963153">
             <w:r>
               <w:rPr>
                 <w:webHidden/>
@@ -1257,7 +1257,7 @@
               </w:rPr>
               <w:t>7.4 Database: snapshot or logical dump</w:t>
               <w:tab/>
-              <w:t>12</w:t>
+              <w:t>14</w:t>
             </w:r>
           </w:hyperlink>
         </w:p>
@@ -1271,7 +1271,7 @@
             </w:tabs>
             <w:rPr/>
           </w:pPr>
-          <w:hyperlink w:anchor="__RefHeading___Toc58701_3066934455">
+          <w:hyperlink w:anchor="__RefHeading___Toc33228_1360963153">
             <w:r>
               <w:rPr>
                 <w:webHidden/>
@@ -1279,7 +1279,7 @@
               </w:rPr>
               <w:t>7.5 File store</w:t>
               <w:tab/>
-              <w:t>12</w:t>
+              <w:t>14</w:t>
             </w:r>
           </w:hyperlink>
         </w:p>
@@ -1293,7 +1293,7 @@
             </w:tabs>
             <w:rPr/>
           </w:pPr>
-          <w:hyperlink w:anchor="__RefHeading___Toc58703_3066934455">
+          <w:hyperlink w:anchor="__RefHeading___Toc33230_1360963153">
             <w:r>
               <w:rPr>
                 <w:webHidden/>
@@ -1301,7 +1301,7 @@
               </w:rPr>
               <w:t>7.6 Region or site loss</w:t>
               <w:tab/>
-              <w:t>12</w:t>
+              <w:t>14</w:t>
             </w:r>
           </w:hyperlink>
         </w:p>
@@ -1315,7 +1315,7 @@
             </w:tabs>
             <w:rPr/>
           </w:pPr>
-          <w:hyperlink w:anchor="__RefHeading___Toc58705_3066934455">
+          <w:hyperlink w:anchor="__RefHeading___Toc33232_1360963153">
             <w:r>
               <w:rPr>
                 <w:webHidden/>
@@ -1323,7 +1323,7 @@
               </w:rPr>
               <w:t>7.7 Front end and secrets</w:t>
               <w:tab/>
-              <w:t>12</w:t>
+              <w:t>15</w:t>
             </w:r>
           </w:hyperlink>
         </w:p>
@@ -1337,7 +1337,7 @@
             </w:tabs>
             <w:rPr/>
           </w:pPr>
-          <w:hyperlink w:anchor="__RefHeading___Toc58707_3066934455">
+          <w:hyperlink w:anchor="__RefHeading___Toc33234_1360963153">
             <w:r>
               <w:rPr>
                 <w:webHidden/>
@@ -1345,7 +1345,7 @@
               </w:rPr>
               <w:t>7.8 Release rollback</w:t>
               <w:tab/>
-              <w:t>13</w:t>
+              <w:t>15</w:t>
             </w:r>
           </w:hyperlink>
         </w:p>
@@ -1359,7 +1359,7 @@
             </w:tabs>
             <w:rPr/>
           </w:pPr>
-          <w:hyperlink w:anchor="__RefHeading___Toc58709_3066934455">
+          <w:hyperlink w:anchor="__RefHeading___Toc33236_1360963153">
             <w:r>
               <w:rPr>
                 <w:webHidden/>
@@ -1367,7 +1367,7 @@
               </w:rPr>
               <w:t>8. Scenarios</w:t>
               <w:tab/>
-              <w:t>14</w:t>
+              <w:t>16</w:t>
             </w:r>
           </w:hyperlink>
         </w:p>
@@ -1381,7 +1381,7 @@
             </w:tabs>
             <w:rPr/>
           </w:pPr>
-          <w:hyperlink w:anchor="__RefHeading___Toc58711_3066934455">
+          <w:hyperlink w:anchor="__RefHeading___Toc33238_1360963153">
             <w:r>
               <w:rPr>
                 <w:webHidden/>
@@ -1389,7 +1389,7 @@
               </w:rPr>
               <w:t>8.1 Region or data centre outage</w:t>
               <w:tab/>
-              <w:t>14</w:t>
+              <w:t>16</w:t>
             </w:r>
           </w:hyperlink>
         </w:p>
@@ -1403,7 +1403,7 @@
             </w:tabs>
             <w:rPr/>
           </w:pPr>
-          <w:hyperlink w:anchor="__RefHeading___Toc58713_3066934455">
+          <w:hyperlink w:anchor="__RefHeading___Toc33240_1360963153">
             <w:r>
               <w:rPr>
                 <w:webHidden/>
@@ -1411,7 +1411,7 @@
               </w:rPr>
               <w:t>8.2 Database corruption or wrong mass change</w:t>
               <w:tab/>
-              <w:t>14</w:t>
+              <w:t>16</w:t>
             </w:r>
           </w:hyperlink>
         </w:p>
@@ -1425,7 +1425,7 @@
             </w:tabs>
             <w:rPr/>
           </w:pPr>
-          <w:hyperlink w:anchor="__RefHeading___Toc58715_3066934455">
+          <w:hyperlink w:anchor="__RefHeading___Toc33242_1360963153">
             <w:r>
               <w:rPr>
                 <w:webHidden/>
@@ -1433,7 +1433,7 @@
               </w:rPr>
               <w:t>8.3 Ransomware or destructive attack</w:t>
               <w:tab/>
-              <w:t>14</w:t>
+              <w:t>16</w:t>
             </w:r>
           </w:hyperlink>
         </w:p>
@@ -1447,7 +1447,7 @@
             </w:tabs>
             <w:rPr/>
           </w:pPr>
-          <w:hyperlink w:anchor="__RefHeading___Toc58717_3066934455">
+          <w:hyperlink w:anchor="__RefHeading___Toc33244_1360963153">
             <w:r>
               <w:rPr>
                 <w:webHidden/>
@@ -1455,7 +1455,7 @@
               </w:rPr>
               <w:t>8.4 Key person loss</w:t>
               <w:tab/>
-              <w:t>15</w:t>
+              <w:t>17</w:t>
             </w:r>
           </w:hyperlink>
         </w:p>
@@ -1469,7 +1469,7 @@
             </w:tabs>
             <w:rPr/>
           </w:pPr>
-          <w:hyperlink w:anchor="__RefHeading___Toc58719_3066934455">
+          <w:hyperlink w:anchor="__RefHeading___Toc33246_1360963153">
             <w:r>
               <w:rPr>
                 <w:webHidden/>
@@ -1477,7 +1477,7 @@
               </w:rPr>
               <w:t>8.5 Vendor exit or failure</w:t>
               <w:tab/>
-              <w:t>15</w:t>
+              <w:t>17</w:t>
             </w:r>
           </w:hyperlink>
         </w:p>
@@ -1491,7 +1491,7 @@
             </w:tabs>
             <w:rPr/>
           </w:pPr>
-          <w:hyperlink w:anchor="__RefHeading___Toc58721_3066934455">
+          <w:hyperlink w:anchor="__RefHeading___Toc33248_1360963153">
             <w:r>
               <w:rPr>
                 <w:webHidden/>
@@ -1499,7 +1499,7 @@
               </w:rPr>
               <w:t>8.6 Third-party outages</w:t>
               <w:tab/>
-              <w:t>15</w:t>
+              <w:t>17</w:t>
             </w:r>
           </w:hyperlink>
         </w:p>
@@ -1513,7 +1513,7 @@
             </w:tabs>
             <w:rPr/>
           </w:pPr>
-          <w:hyperlink w:anchor="__RefHeading___Toc58723_3066934455">
+          <w:hyperlink w:anchor="__RefHeading___Toc33250_1360963153">
             <w:r>
               <w:rPr>
                 <w:webHidden/>
@@ -1521,7 +1521,7 @@
               </w:rPr>
               <w:t>9. Manual workarounds while the system is down</w:t>
               <w:tab/>
-              <w:t>16</w:t>
+              <w:t>19</w:t>
             </w:r>
           </w:hyperlink>
         </w:p>
@@ -1535,7 +1535,7 @@
             </w:tabs>
             <w:rPr/>
           </w:pPr>
-          <w:hyperlink w:anchor="__RefHeading___Toc58725_3066934455">
+          <w:hyperlink w:anchor="__RefHeading___Toc33252_1360963153">
             <w:r>
               <w:rPr>
                 <w:webHidden/>
@@ -1543,7 +1543,7 @@
               </w:rPr>
               <w:t>10. Roles and responsibilities</w:t>
               <w:tab/>
-              <w:t>17</w:t>
+              <w:t>20</w:t>
             </w:r>
           </w:hyperlink>
         </w:p>
@@ -1557,7 +1557,7 @@
             </w:tabs>
             <w:rPr/>
           </w:pPr>
-          <w:hyperlink w:anchor="__RefHeading___Toc58727_3066934455">
+          <w:hyperlink w:anchor="__RefHeading___Toc33254_1360963153">
             <w:r>
               <w:rPr>
                 <w:webHidden/>
@@ -1565,7 +1565,7 @@
               </w:rPr>
               <w:t>11. Communication</w:t>
               <w:tab/>
-              <w:t>18</w:t>
+              <w:t>21</w:t>
             </w:r>
           </w:hyperlink>
         </w:p>
@@ -1579,7 +1579,7 @@
             </w:tabs>
             <w:rPr/>
           </w:pPr>
-          <w:hyperlink w:anchor="__RefHeading___Toc58729_3066934455">
+          <w:hyperlink w:anchor="__RefHeading___Toc33256_1360963153">
             <w:r>
               <w:rPr>
                 <w:webHidden/>
@@ -1587,7 +1587,7 @@
               </w:rPr>
               <w:t>12. DR drills and evidence</w:t>
               <w:tab/>
-              <w:t>19</w:t>
+              <w:t>22</w:t>
             </w:r>
           </w:hyperlink>
         </w:p>
@@ -1601,7 +1601,7 @@
             </w:tabs>
             <w:rPr/>
           </w:pPr>
-          <w:hyperlink w:anchor="__RefHeading___Toc58731_3066934455">
+          <w:hyperlink w:anchor="__RefHeading___Toc33258_1360963153">
             <w:r>
               <w:rPr>
                 <w:webHidden/>
@@ -1609,7 +1609,7 @@
               </w:rPr>
               <w:t>12.1 Drill calendar</w:t>
               <w:tab/>
-              <w:t>19</w:t>
+              <w:t>22</w:t>
             </w:r>
           </w:hyperlink>
         </w:p>
@@ -1623,7 +1623,7 @@
             </w:tabs>
             <w:rPr/>
           </w:pPr>
-          <w:hyperlink w:anchor="__RefHeading___Toc58733_3066934455">
+          <w:hyperlink w:anchor="__RefHeading___Toc33260_1360963153">
             <w:r>
               <w:rPr>
                 <w:webHidden/>
@@ -1631,7 +1631,7 @@
               </w:rPr>
               <w:t>12.2 Evidence kept</w:t>
               <w:tab/>
-              <w:t>19</w:t>
+              <w:t>22</w:t>
             </w:r>
           </w:hyperlink>
         </w:p>
@@ -1645,7 +1645,7 @@
             </w:tabs>
             <w:rPr/>
           </w:pPr>
-          <w:hyperlink w:anchor="__RefHeading___Toc58735_3066934455">
+          <w:hyperlink w:anchor="__RefHeading___Toc33262_1360963153">
             <w:r>
               <w:rPr>
                 <w:webHidden/>
@@ -1653,7 +1653,7 @@
               </w:rPr>
               <w:t>13. Maintaining this plan</w:t>
               <w:tab/>
-              <w:t>21</w:t>
+              <w:t>24</w:t>
             </w:r>
           </w:hyperlink>
         </w:p>
@@ -1667,7 +1667,7 @@
             </w:tabs>
             <w:rPr/>
           </w:pPr>
-          <w:hyperlink w:anchor="__RefHeading___Toc58737_3066934455">
+          <w:hyperlink w:anchor="__RefHeading___Toc33264_1360963153">
             <w:r>
               <w:rPr>
                 <w:webHidden/>
@@ -1682,7 +1682,7 @@
                 <w:rStyle w:val="IndexLink"/>
               </w:rPr>
               <w:tab/>
-              <w:t>22</w:t>
+              <w:t>25</w:t>
             </w:r>
           </w:hyperlink>
           <w:r>
@@ -1715,7 +1715,7 @@
       <w:r>
         <w:br w:type="page"/>
       </w:r>
-      <w:bookmarkStart w:id="0" w:name="__RefHeading___Toc58659_3066934455"/>
+      <w:bookmarkStart w:id="0" w:name="__RefHeading___Toc33186_1360963153"/>
       <w:bookmarkStart w:id="1" w:name="_Toc48319687"/>
       <w:bookmarkStart w:id="2" w:name="_Toc11824118"/>
       <w:bookmarkEnd w:id="0"/>
@@ -2072,7 +2072,7 @@
                 <w:szCs w:val="24"/>
                 <w:lang w:val="en-US" w:eastAsia="ja-JP" w:bidi="ar-SA"/>
               </w:rPr>
-              <w:t>03 October 2026</w:t>
+              <w:t>04 October 2026</w:t>
             </w:r>
           </w:p>
         </w:tc>
@@ -2109,7 +2109,7 @@
                 <w:szCs w:val="24"/>
                 <w:lang w:val="en-US" w:eastAsia="ja-JP" w:bidi="ar-SA"/>
               </w:rPr>
-              <w:t>1.0</w:t>
+              <w:t>1.1</w:t>
             </w:r>
           </w:p>
         </w:tc>
@@ -2255,7 +2255,7 @@
                 <w:szCs w:val="24"/>
                 <w:lang w:val="en-US" w:eastAsia="ja-JP" w:bidi="ar-SA"/>
               </w:rPr>
-              <w:t>Initial issue</w:t>
+              <w:t>PII_ENCRYPTION_KEY and connector credentials in the keys to recover; integration and EIS outboxes, compliance deadline jobs and brand packs in the restore checks; outages of the SMS, CTPL, insurer, EIS and screening providers</w:t>
             </w:r>
           </w:p>
         </w:tc>
@@ -2358,7 +2358,7 @@
           <w:spacing w:val="0"/>
         </w:rPr>
       </w:pPr>
-      <w:bookmarkStart w:id="4" w:name="__RefHeading___Toc58661_3066934455"/>
+      <w:bookmarkStart w:id="4" w:name="__RefHeading___Toc33188_1360963153"/>
       <w:bookmarkStart w:id="5" w:name="_Toc233203388"/>
       <w:bookmarkEnd w:id="4"/>
       <w:r>
@@ -2574,6 +2574,480 @@
                 <w:lang w:val="en-US" w:eastAsia="ja-JP" w:bidi="ar-SA"/>
               </w:rPr>
               <w:t>Out of the box</w:t>
+            </w:r>
+          </w:p>
+        </w:tc>
+      </w:tr>
+      <w:tr>
+        <w:trPr>
+          <w:trHeight w:val="449" w:hRule="atLeast"/>
+        </w:trPr>
+        <w:tc>
+          <w:tcPr>
+            <w:tcW w:w="2514" w:type="dxa"/>
+            <w:tcBorders>
+              <w:top w:val="single" w:sz="4" w:space="0" w:color="808080"/>
+              <w:left w:val="single" w:sz="4" w:space="0" w:color="808080"/>
+              <w:bottom w:val="single" w:sz="4" w:space="0" w:color="808080"/>
+              <w:right w:val="single" w:sz="4" w:space="0" w:color="808080"/>
+            </w:tcBorders>
+            <w:vAlign w:val="center"/>
+          </w:tcPr>
+          <w:p>
+            <w:pPr>
+              <w:pStyle w:val="Normal"/>
+              <w:widowControl/>
+              <w:spacing w:lineRule="auto" w:line="240" w:before="60" w:after="0"/>
+              <w:jc w:val="left"/>
+              <w:rPr>
+                <w:rFonts w:ascii="Segoe UI" w:hAnsi="Segoe UI" w:eastAsia="Arial" w:cs="Segoe UI"/>
+                <w:color w:val="101820"/>
+                <w:sz w:val="16"/>
+                <w:szCs w:val="16"/>
+              </w:rPr>
+            </w:pPr>
+            <w:r>
+              <w:rPr>
+                <w:rFonts w:eastAsia="Segoe UI" w:cs="Segoe UI" w:ascii="Segoe UI" w:hAnsi="Segoe UI"/>
+                <w:color w:val="101820"/>
+                <w:kern w:val="0"/>
+                <w:sz w:val="16"/>
+                <w:szCs w:val="24"/>
+                <w:lang w:val="en-US" w:eastAsia="ja-JP" w:bidi="ar-SA"/>
+              </w:rPr>
+              <w:t>EIS</w:t>
+            </w:r>
+          </w:p>
+        </w:tc>
+        <w:tc>
+          <w:tcPr>
+            <w:tcW w:w="3712" w:type="dxa"/>
+            <w:tcBorders>
+              <w:top w:val="single" w:sz="4" w:space="0" w:color="808080"/>
+              <w:left w:val="single" w:sz="4" w:space="0" w:color="808080"/>
+              <w:bottom w:val="single" w:sz="4" w:space="0" w:color="808080"/>
+              <w:right w:val="single" w:sz="4" w:space="0" w:color="808080"/>
+            </w:tcBorders>
+            <w:vAlign w:val="center"/>
+          </w:tcPr>
+          <w:p>
+            <w:pPr>
+              <w:pStyle w:val="Normal"/>
+              <w:widowControl/>
+              <w:spacing w:lineRule="auto" w:line="240" w:before="60" w:after="0"/>
+              <w:jc w:val="left"/>
+              <w:rPr>
+                <w:rFonts w:ascii="Segoe UI" w:hAnsi="Segoe UI" w:eastAsia="Arial" w:cs="Segoe UI"/>
+                <w:color w:val="101820"/>
+                <w:sz w:val="16"/>
+                <w:szCs w:val="16"/>
+              </w:rPr>
+            </w:pPr>
+            <w:r>
+              <w:rPr>
+                <w:rFonts w:eastAsia="Segoe UI" w:cs="Segoe UI" w:ascii="Segoe UI" w:hAnsi="Segoe UI"/>
+                <w:color w:val="101820"/>
+                <w:kern w:val="0"/>
+                <w:sz w:val="16"/>
+                <w:szCs w:val="24"/>
+                <w:lang w:val="en-US" w:eastAsia="ja-JP" w:bidi="ar-SA"/>
+              </w:rPr>
+              <w:t>Electronic Invoicing System</w:t>
+            </w:r>
+          </w:p>
+        </w:tc>
+      </w:tr>
+      <w:tr>
+        <w:trPr>
+          <w:trHeight w:val="449" w:hRule="atLeast"/>
+        </w:trPr>
+        <w:tc>
+          <w:tcPr>
+            <w:tcW w:w="2514" w:type="dxa"/>
+            <w:tcBorders>
+              <w:top w:val="single" w:sz="4" w:space="0" w:color="808080"/>
+              <w:left w:val="single" w:sz="4" w:space="0" w:color="808080"/>
+              <w:bottom w:val="single" w:sz="4" w:space="0" w:color="808080"/>
+              <w:right w:val="single" w:sz="4" w:space="0" w:color="808080"/>
+            </w:tcBorders>
+            <w:vAlign w:val="center"/>
+          </w:tcPr>
+          <w:p>
+            <w:pPr>
+              <w:pStyle w:val="Normal"/>
+              <w:widowControl/>
+              <w:spacing w:lineRule="auto" w:line="240" w:before="60" w:after="0"/>
+              <w:jc w:val="left"/>
+              <w:rPr>
+                <w:rFonts w:ascii="Segoe UI" w:hAnsi="Segoe UI" w:eastAsia="Arial" w:cs="Segoe UI"/>
+                <w:color w:val="101820"/>
+                <w:sz w:val="16"/>
+                <w:szCs w:val="16"/>
+              </w:rPr>
+            </w:pPr>
+            <w:r>
+              <w:rPr>
+                <w:rFonts w:eastAsia="Segoe UI" w:cs="Segoe UI" w:ascii="Segoe UI" w:hAnsi="Segoe UI"/>
+                <w:color w:val="101820"/>
+                <w:kern w:val="0"/>
+                <w:sz w:val="16"/>
+                <w:szCs w:val="24"/>
+                <w:lang w:val="en-US" w:eastAsia="ja-JP" w:bidi="ar-SA"/>
+              </w:rPr>
+              <w:t>AMLC</w:t>
+            </w:r>
+          </w:p>
+        </w:tc>
+        <w:tc>
+          <w:tcPr>
+            <w:tcW w:w="3712" w:type="dxa"/>
+            <w:tcBorders>
+              <w:top w:val="single" w:sz="4" w:space="0" w:color="808080"/>
+              <w:left w:val="single" w:sz="4" w:space="0" w:color="808080"/>
+              <w:bottom w:val="single" w:sz="4" w:space="0" w:color="808080"/>
+              <w:right w:val="single" w:sz="4" w:space="0" w:color="808080"/>
+            </w:tcBorders>
+            <w:vAlign w:val="center"/>
+          </w:tcPr>
+          <w:p>
+            <w:pPr>
+              <w:pStyle w:val="Normal"/>
+              <w:widowControl/>
+              <w:spacing w:lineRule="auto" w:line="240" w:before="60" w:after="0"/>
+              <w:jc w:val="left"/>
+              <w:rPr>
+                <w:rFonts w:ascii="Segoe UI" w:hAnsi="Segoe UI" w:eastAsia="Arial" w:cs="Segoe UI"/>
+                <w:color w:val="101820"/>
+                <w:sz w:val="16"/>
+                <w:szCs w:val="16"/>
+              </w:rPr>
+            </w:pPr>
+            <w:r>
+              <w:rPr>
+                <w:rFonts w:eastAsia="Segoe UI" w:cs="Segoe UI" w:ascii="Segoe UI" w:hAnsi="Segoe UI"/>
+                <w:color w:val="101820"/>
+                <w:kern w:val="0"/>
+                <w:sz w:val="16"/>
+                <w:szCs w:val="24"/>
+                <w:lang w:val="en-US" w:eastAsia="ja-JP" w:bidi="ar-SA"/>
+              </w:rPr>
+              <w:t>Anti-Money Laundering Council</w:t>
+            </w:r>
+          </w:p>
+        </w:tc>
+      </w:tr>
+      <w:tr>
+        <w:trPr>
+          <w:trHeight w:val="449" w:hRule="atLeast"/>
+        </w:trPr>
+        <w:tc>
+          <w:tcPr>
+            <w:tcW w:w="2514" w:type="dxa"/>
+            <w:tcBorders>
+              <w:top w:val="single" w:sz="4" w:space="0" w:color="808080"/>
+              <w:left w:val="single" w:sz="4" w:space="0" w:color="808080"/>
+              <w:bottom w:val="single" w:sz="4" w:space="0" w:color="808080"/>
+              <w:right w:val="single" w:sz="4" w:space="0" w:color="808080"/>
+            </w:tcBorders>
+            <w:vAlign w:val="center"/>
+          </w:tcPr>
+          <w:p>
+            <w:pPr>
+              <w:pStyle w:val="Normal"/>
+              <w:widowControl/>
+              <w:spacing w:lineRule="auto" w:line="240" w:before="60" w:after="0"/>
+              <w:jc w:val="left"/>
+              <w:rPr>
+                <w:rFonts w:ascii="Segoe UI" w:hAnsi="Segoe UI" w:eastAsia="Arial" w:cs="Segoe UI"/>
+                <w:color w:val="101820"/>
+                <w:sz w:val="16"/>
+                <w:szCs w:val="16"/>
+              </w:rPr>
+            </w:pPr>
+            <w:r>
+              <w:rPr>
+                <w:rFonts w:eastAsia="Segoe UI" w:cs="Segoe UI" w:ascii="Segoe UI" w:hAnsi="Segoe UI"/>
+                <w:color w:val="101820"/>
+                <w:kern w:val="0"/>
+                <w:sz w:val="16"/>
+                <w:szCs w:val="24"/>
+                <w:lang w:val="en-US" w:eastAsia="ja-JP" w:bidi="ar-SA"/>
+              </w:rPr>
+              <w:t>CTPL</w:t>
+            </w:r>
+          </w:p>
+        </w:tc>
+        <w:tc>
+          <w:tcPr>
+            <w:tcW w:w="3712" w:type="dxa"/>
+            <w:tcBorders>
+              <w:top w:val="single" w:sz="4" w:space="0" w:color="808080"/>
+              <w:left w:val="single" w:sz="4" w:space="0" w:color="808080"/>
+              <w:bottom w:val="single" w:sz="4" w:space="0" w:color="808080"/>
+              <w:right w:val="single" w:sz="4" w:space="0" w:color="808080"/>
+            </w:tcBorders>
+            <w:vAlign w:val="center"/>
+          </w:tcPr>
+          <w:p>
+            <w:pPr>
+              <w:pStyle w:val="Normal"/>
+              <w:widowControl/>
+              <w:spacing w:lineRule="auto" w:line="240" w:before="60" w:after="0"/>
+              <w:jc w:val="left"/>
+              <w:rPr>
+                <w:rFonts w:ascii="Segoe UI" w:hAnsi="Segoe UI" w:eastAsia="Arial" w:cs="Segoe UI"/>
+                <w:color w:val="101820"/>
+                <w:sz w:val="16"/>
+                <w:szCs w:val="16"/>
+              </w:rPr>
+            </w:pPr>
+            <w:r>
+              <w:rPr>
+                <w:rFonts w:eastAsia="Segoe UI" w:cs="Segoe UI" w:ascii="Segoe UI" w:hAnsi="Segoe UI"/>
+                <w:color w:val="101820"/>
+                <w:kern w:val="0"/>
+                <w:sz w:val="16"/>
+                <w:szCs w:val="24"/>
+                <w:lang w:val="en-US" w:eastAsia="ja-JP" w:bidi="ar-SA"/>
+              </w:rPr>
+              <w:t>Compulsory third party liability</w:t>
+            </w:r>
+          </w:p>
+        </w:tc>
+      </w:tr>
+      <w:tr>
+        <w:trPr>
+          <w:trHeight w:val="449" w:hRule="atLeast"/>
+        </w:trPr>
+        <w:tc>
+          <w:tcPr>
+            <w:tcW w:w="2514" w:type="dxa"/>
+            <w:tcBorders>
+              <w:top w:val="single" w:sz="4" w:space="0" w:color="808080"/>
+              <w:left w:val="single" w:sz="4" w:space="0" w:color="808080"/>
+              <w:bottom w:val="single" w:sz="4" w:space="0" w:color="808080"/>
+              <w:right w:val="single" w:sz="4" w:space="0" w:color="808080"/>
+            </w:tcBorders>
+            <w:vAlign w:val="center"/>
+          </w:tcPr>
+          <w:p>
+            <w:pPr>
+              <w:pStyle w:val="Normal"/>
+              <w:widowControl/>
+              <w:spacing w:lineRule="auto" w:line="240" w:before="60" w:after="0"/>
+              <w:jc w:val="left"/>
+              <w:rPr>
+                <w:rFonts w:ascii="Segoe UI" w:hAnsi="Segoe UI" w:eastAsia="Arial" w:cs="Segoe UI"/>
+                <w:color w:val="101820"/>
+                <w:sz w:val="16"/>
+                <w:szCs w:val="16"/>
+              </w:rPr>
+            </w:pPr>
+            <w:r>
+              <w:rPr>
+                <w:rFonts w:eastAsia="Segoe UI" w:cs="Segoe UI" w:ascii="Segoe UI" w:hAnsi="Segoe UI"/>
+                <w:color w:val="101820"/>
+                <w:kern w:val="0"/>
+                <w:sz w:val="16"/>
+                <w:szCs w:val="24"/>
+                <w:lang w:val="en-US" w:eastAsia="ja-JP" w:bidi="ar-SA"/>
+              </w:rPr>
+              <w:t>COC</w:t>
+            </w:r>
+          </w:p>
+        </w:tc>
+        <w:tc>
+          <w:tcPr>
+            <w:tcW w:w="3712" w:type="dxa"/>
+            <w:tcBorders>
+              <w:top w:val="single" w:sz="4" w:space="0" w:color="808080"/>
+              <w:left w:val="single" w:sz="4" w:space="0" w:color="808080"/>
+              <w:bottom w:val="single" w:sz="4" w:space="0" w:color="808080"/>
+              <w:right w:val="single" w:sz="4" w:space="0" w:color="808080"/>
+            </w:tcBorders>
+            <w:vAlign w:val="center"/>
+          </w:tcPr>
+          <w:p>
+            <w:pPr>
+              <w:pStyle w:val="Normal"/>
+              <w:widowControl/>
+              <w:spacing w:lineRule="auto" w:line="240" w:before="60" w:after="0"/>
+              <w:jc w:val="left"/>
+              <w:rPr>
+                <w:rFonts w:ascii="Segoe UI" w:hAnsi="Segoe UI" w:eastAsia="Arial" w:cs="Segoe UI"/>
+                <w:color w:val="101820"/>
+                <w:sz w:val="16"/>
+                <w:szCs w:val="16"/>
+              </w:rPr>
+            </w:pPr>
+            <w:r>
+              <w:rPr>
+                <w:rFonts w:eastAsia="Segoe UI" w:cs="Segoe UI" w:ascii="Segoe UI" w:hAnsi="Segoe UI"/>
+                <w:color w:val="101820"/>
+                <w:kern w:val="0"/>
+                <w:sz w:val="16"/>
+                <w:szCs w:val="24"/>
+                <w:lang w:val="en-US" w:eastAsia="ja-JP" w:bidi="ar-SA"/>
+              </w:rPr>
+              <w:t>Certificate of cover</w:t>
+            </w:r>
+          </w:p>
+        </w:tc>
+      </w:tr>
+      <w:tr>
+        <w:trPr>
+          <w:trHeight w:val="449" w:hRule="atLeast"/>
+        </w:trPr>
+        <w:tc>
+          <w:tcPr>
+            <w:tcW w:w="2514" w:type="dxa"/>
+            <w:tcBorders>
+              <w:top w:val="single" w:sz="4" w:space="0" w:color="808080"/>
+              <w:left w:val="single" w:sz="4" w:space="0" w:color="808080"/>
+              <w:bottom w:val="single" w:sz="4" w:space="0" w:color="808080"/>
+              <w:right w:val="single" w:sz="4" w:space="0" w:color="808080"/>
+            </w:tcBorders>
+            <w:vAlign w:val="center"/>
+          </w:tcPr>
+          <w:p>
+            <w:pPr>
+              <w:pStyle w:val="Normal"/>
+              <w:widowControl/>
+              <w:spacing w:lineRule="auto" w:line="240" w:before="60" w:after="0"/>
+              <w:jc w:val="left"/>
+              <w:rPr>
+                <w:rFonts w:ascii="Segoe UI" w:hAnsi="Segoe UI" w:eastAsia="Arial" w:cs="Segoe UI"/>
+                <w:color w:val="101820"/>
+                <w:sz w:val="16"/>
+                <w:szCs w:val="16"/>
+              </w:rPr>
+            </w:pPr>
+            <w:r>
+              <w:rPr>
+                <w:rFonts w:eastAsia="Segoe UI" w:cs="Segoe UI" w:ascii="Segoe UI" w:hAnsi="Segoe UI"/>
+                <w:color w:val="101820"/>
+                <w:kern w:val="0"/>
+                <w:sz w:val="16"/>
+                <w:szCs w:val="24"/>
+                <w:lang w:val="en-US" w:eastAsia="ja-JP" w:bidi="ar-SA"/>
+              </w:rPr>
+              <w:t>LTO</w:t>
+            </w:r>
+          </w:p>
+        </w:tc>
+        <w:tc>
+          <w:tcPr>
+            <w:tcW w:w="3712" w:type="dxa"/>
+            <w:tcBorders>
+              <w:top w:val="single" w:sz="4" w:space="0" w:color="808080"/>
+              <w:left w:val="single" w:sz="4" w:space="0" w:color="808080"/>
+              <w:bottom w:val="single" w:sz="4" w:space="0" w:color="808080"/>
+              <w:right w:val="single" w:sz="4" w:space="0" w:color="808080"/>
+            </w:tcBorders>
+            <w:vAlign w:val="center"/>
+          </w:tcPr>
+          <w:p>
+            <w:pPr>
+              <w:pStyle w:val="Normal"/>
+              <w:widowControl/>
+              <w:spacing w:lineRule="auto" w:line="240" w:before="60" w:after="0"/>
+              <w:jc w:val="left"/>
+              <w:rPr>
+                <w:rFonts w:ascii="Segoe UI" w:hAnsi="Segoe UI" w:eastAsia="Arial" w:cs="Segoe UI"/>
+                <w:color w:val="101820"/>
+                <w:sz w:val="16"/>
+                <w:szCs w:val="16"/>
+              </w:rPr>
+            </w:pPr>
+            <w:r>
+              <w:rPr>
+                <w:rFonts w:eastAsia="Segoe UI" w:cs="Segoe UI" w:ascii="Segoe UI" w:hAnsi="Segoe UI"/>
+                <w:color w:val="101820"/>
+                <w:kern w:val="0"/>
+                <w:sz w:val="16"/>
+                <w:szCs w:val="24"/>
+                <w:lang w:val="en-US" w:eastAsia="ja-JP" w:bidi="ar-SA"/>
+              </w:rPr>
+              <w:t>Land Transportation Office</w:t>
+            </w:r>
+          </w:p>
+        </w:tc>
+      </w:tr>
+      <w:tr>
+        <w:trPr>
+          <w:trHeight w:val="449" w:hRule="atLeast"/>
+        </w:trPr>
+        <w:tc>
+          <w:tcPr>
+            <w:tcW w:w="2514" w:type="dxa"/>
+            <w:tcBorders>
+              <w:top w:val="single" w:sz="4" w:space="0" w:color="808080"/>
+              <w:left w:val="single" w:sz="4" w:space="0" w:color="808080"/>
+              <w:bottom w:val="single" w:sz="4" w:space="0" w:color="808080"/>
+              <w:right w:val="single" w:sz="4" w:space="0" w:color="808080"/>
+            </w:tcBorders>
+            <w:vAlign w:val="center"/>
+          </w:tcPr>
+          <w:p>
+            <w:pPr>
+              <w:pStyle w:val="Normal"/>
+              <w:widowControl/>
+              <w:spacing w:lineRule="auto" w:line="240" w:before="60" w:after="0"/>
+              <w:jc w:val="left"/>
+              <w:rPr>
+                <w:rFonts w:ascii="Segoe UI" w:hAnsi="Segoe UI" w:eastAsia="Arial" w:cs="Segoe UI"/>
+                <w:color w:val="101820"/>
+                <w:sz w:val="16"/>
+                <w:szCs w:val="16"/>
+              </w:rPr>
+            </w:pPr>
+            <w:r>
+              <w:rPr>
+                <w:rFonts w:eastAsia="Segoe UI" w:cs="Segoe UI" w:ascii="Segoe UI" w:hAnsi="Segoe UI"/>
+                <w:color w:val="101820"/>
+                <w:kern w:val="0"/>
+                <w:sz w:val="16"/>
+                <w:szCs w:val="24"/>
+                <w:lang w:val="en-US" w:eastAsia="ja-JP" w:bidi="ar-SA"/>
+              </w:rPr>
+              <w:t>SMS</w:t>
+            </w:r>
+          </w:p>
+        </w:tc>
+        <w:tc>
+          <w:tcPr>
+            <w:tcW w:w="3712" w:type="dxa"/>
+            <w:tcBorders>
+              <w:top w:val="single" w:sz="4" w:space="0" w:color="808080"/>
+              <w:left w:val="single" w:sz="4" w:space="0" w:color="808080"/>
+              <w:bottom w:val="single" w:sz="4" w:space="0" w:color="808080"/>
+              <w:right w:val="single" w:sz="4" w:space="0" w:color="808080"/>
+            </w:tcBorders>
+            <w:vAlign w:val="center"/>
+          </w:tcPr>
+          <w:p>
+            <w:pPr>
+              <w:pStyle w:val="Normal"/>
+              <w:widowControl/>
+              <w:spacing w:lineRule="auto" w:line="240" w:before="60" w:after="0"/>
+              <w:jc w:val="left"/>
+              <w:rPr>
+                <w:rFonts w:ascii="Segoe UI" w:hAnsi="Segoe UI" w:eastAsia="Arial" w:cs="Segoe UI"/>
+                <w:color w:val="101820"/>
+                <w:sz w:val="16"/>
+                <w:szCs w:val="16"/>
+              </w:rPr>
+            </w:pPr>
+            <w:r>
+              <w:rPr>
+                <w:rFonts w:eastAsia="Segoe UI" w:cs="Segoe UI" w:ascii="Segoe UI" w:hAnsi="Segoe UI"/>
+                <w:color w:val="101820"/>
+                <w:kern w:val="0"/>
+                <w:sz w:val="16"/>
+                <w:szCs w:val="24"/>
+                <w:lang w:val="en-US" w:eastAsia="ja-JP" w:bidi="ar-SA"/>
+              </w:rPr>
+              <w:t>Short message service</w:t>
             </w:r>
           </w:p>
         </w:tc>
@@ -4453,7 +4927,7 @@
         <w:pageBreakBefore w:val="false"/>
         <w:rPr/>
       </w:pPr>
-      <w:bookmarkStart w:id="6" w:name="__RefHeading___Toc58663_3066934455"/>
+      <w:bookmarkStart w:id="6" w:name="__RefHeading___Toc33190_1360963153"/>
       <w:bookmarkEnd w:id="6"/>
       <w:r>
         <w:rPr>
@@ -4470,7 +4944,7 @@
         <w:pStyle w:val="Heading2"/>
         <w:rPr/>
       </w:pPr>
-      <w:bookmarkStart w:id="7" w:name="__RefHeading___Toc58665_3066934455"/>
+      <w:bookmarkStart w:id="7" w:name="__RefHeading___Toc33192_1360963153"/>
       <w:bookmarkEnd w:id="7"/>
       <w:r>
         <w:rPr>
@@ -4517,7 +4991,7 @@
         <w:pStyle w:val="Heading2"/>
         <w:rPr/>
       </w:pPr>
-      <w:bookmarkStart w:id="8" w:name="__RefHeading___Toc58667_3066934455"/>
+      <w:bookmarkStart w:id="8" w:name="__RefHeading___Toc33194_1360963153"/>
       <w:bookmarkEnd w:id="8"/>
       <w:r>
         <w:rPr>
@@ -4620,7 +5094,7 @@
         <w:pStyle w:val="Heading2"/>
         <w:rPr/>
       </w:pPr>
-      <w:bookmarkStart w:id="9" w:name="__RefHeading___Toc58669_3066934455"/>
+      <w:bookmarkStart w:id="9" w:name="__RefHeading___Toc33196_1360963153"/>
       <w:bookmarkEnd w:id="9"/>
       <w:r>
         <w:rPr>
@@ -5051,7 +5525,7 @@
       <w:r>
         <w:br w:type="page"/>
       </w:r>
-      <w:bookmarkStart w:id="10" w:name="__RefHeading___Toc58671_3066934455"/>
+      <w:bookmarkStart w:id="10" w:name="__RefHeading___Toc33198_1360963153"/>
       <w:bookmarkEnd w:id="10"/>
       <w:r>
         <w:rPr>
@@ -5068,7 +5542,7 @@
         <w:pStyle w:val="Heading2"/>
         <w:rPr/>
       </w:pPr>
-      <w:bookmarkStart w:id="11" w:name="__RefHeading___Toc58673_3066934455"/>
+      <w:bookmarkStart w:id="11" w:name="__RefHeading___Toc33200_1360963153"/>
       <w:bookmarkEnd w:id="11"/>
       <w:r>
         <w:rPr>
@@ -6376,7 +6850,7 @@
         <w:pStyle w:val="Heading2"/>
         <w:rPr/>
       </w:pPr>
-      <w:bookmarkStart w:id="12" w:name="__RefHeading___Toc58675_3066934455"/>
+      <w:bookmarkStart w:id="12" w:name="__RefHeading___Toc33202_1360963153"/>
       <w:bookmarkEnd w:id="12"/>
       <w:r>
         <w:rPr>
@@ -6955,7 +7429,7 @@
                 <w:szCs w:val="24"/>
                 <w:lang w:val="en-US" w:eastAsia="ja-JP" w:bidi="ar-SA"/>
               </w:rPr>
-              <w:t>Derived data: notifications, e-mail outbox, generated reports</w:t>
+              <w:t>Derived data: notifications, e-mail outbox, integration outbox and inbox, EIS submissions, generated reports and BI extract files</w:t>
             </w:r>
           </w:p>
         </w:tc>
@@ -7029,7 +7503,7 @@
                 <w:szCs w:val="24"/>
                 <w:lang w:val="en-US" w:eastAsia="ja-JP" w:bidi="ar-SA"/>
               </w:rPr>
-              <w:t>Recreated by the jobs; not restored on their own</w:t>
+              <w:t>Restored with the database; the jobs resume sending from the restored state (see the checks after a restore)</w:t>
             </w:r>
           </w:p>
         </w:tc>
@@ -7290,7 +7764,51 @@
                 <w:szCs w:val="24"/>
                 <w:lang w:val="en-US" w:eastAsia="ja-JP" w:bidi="ar-SA"/>
               </w:rPr>
-              <w:t>, database and SMTP credentials, payment gateway keys</w:t>
+              <w:t xml:space="preserve">, </w:t>
+            </w:r>
+            <w:r>
+              <w:rPr>
+                <w:rFonts w:eastAsia="Consolas" w:cs="Consolas" w:ascii="Consolas" w:hAnsi="Consolas"/>
+                <w:color w:val="101820"/>
+                <w:kern w:val="0"/>
+                <w:sz w:val="16"/>
+                <w:szCs w:val="24"/>
+                <w:lang w:val="en-US" w:eastAsia="ja-JP" w:bidi="ar-SA"/>
+              </w:rPr>
+              <w:t>PII_ENCRYPTION_KEY</w:t>
+            </w:r>
+            <w:r>
+              <w:rPr>
+                <w:rFonts w:eastAsia="Segoe UI" w:cs="Segoe UI" w:ascii="Segoe UI" w:hAnsi="Segoe UI"/>
+                <w:color w:val="101820"/>
+                <w:kern w:val="0"/>
+                <w:sz w:val="18"/>
+                <w:szCs w:val="24"/>
+                <w:lang w:val="en-US" w:eastAsia="ja-JP" w:bidi="ar-SA"/>
+              </w:rPr>
+              <w:t xml:space="preserve"> (and </w:t>
+            </w:r>
+            <w:r>
+              <w:rPr>
+                <w:rFonts w:eastAsia="Consolas" w:cs="Consolas" w:ascii="Consolas" w:hAnsi="Consolas"/>
+                <w:color w:val="101820"/>
+                <w:kern w:val="0"/>
+                <w:sz w:val="16"/>
+                <w:szCs w:val="24"/>
+                <w:lang w:val="en-US" w:eastAsia="ja-JP" w:bidi="ar-SA"/>
+              </w:rPr>
+              <w:t>PII_ENCRYPTION_KEY_PREVIOUS</w:t>
+            </w:r>
+            <w:r>
+              <w:rPr>
+                <w:rFonts w:eastAsia="Segoe UI" w:cs="Segoe UI" w:ascii="Segoe UI" w:hAnsi="Segoe UI"/>
+                <w:color w:val="101820"/>
+                <w:kern w:val="0"/>
+                <w:sz w:val="18"/>
+                <w:szCs w:val="24"/>
+                <w:lang w:val="en-US" w:eastAsia="ja-JP" w:bidi="ar-SA"/>
+              </w:rPr>
+              <w:t xml:space="preserve"> during a rotation), database and SMTP credentials, payment gateway keys, the credentials of the integration connectors, the BIR EIS and the screening provider</w:t>
             </w:r>
           </w:p>
         </w:tc>
@@ -7392,7 +7910,23 @@
           <w:color w:val="101820"/>
           <w:sz w:val="21"/>
         </w:rPr>
-        <w:t>Settings, number series, posting rules and master data live in the database (Tier 1), so a database restore brings the configuration back with the data.</w:t>
+        <w:t xml:space="preserve">Settings, number series, posting rules and master data live in the database (Tier 1), so a database restore brings the configuration back with the data. The branding (theme, logos, sign-in picture) is in the settings and the file store; the latest brand pack export kept with the change records is a second copy. E-signature images are in the file store under </w:t>
+      </w:r>
+      <w:r>
+        <w:rPr>
+          <w:rFonts w:eastAsia="Consolas" w:cs="Consolas" w:ascii="Consolas" w:hAnsi="Consolas"/>
+          <w:color w:val="101820"/>
+          <w:sz w:val="19"/>
+        </w:rPr>
+        <w:t>e-signatures/</w:t>
+      </w:r>
+      <w:r>
+        <w:rPr>
+          <w:rFonts w:eastAsia="Segoe UI" w:cs="Segoe UI" w:ascii="Segoe UI" w:hAnsi="Segoe UI"/>
+          <w:color w:val="101820"/>
+          <w:sz w:val="21"/>
+        </w:rPr>
+        <w:t>.</w:t>
       </w:r>
       <w:r>
         <w:br w:type="page"/>
@@ -7403,7 +7937,7 @@
         <w:pStyle w:val="Heading1"/>
         <w:rPr/>
       </w:pPr>
-      <w:bookmarkStart w:id="13" w:name="__RefHeading___Toc58677_3066934455"/>
+      <w:bookmarkStart w:id="13" w:name="__RefHeading___Toc33204_1360963153"/>
       <w:bookmarkEnd w:id="13"/>
       <w:r>
         <w:rPr>
@@ -7420,7 +7954,7 @@
         <w:pStyle w:val="Heading2"/>
         <w:rPr/>
       </w:pPr>
-      <w:bookmarkStart w:id="14" w:name="__RefHeading___Toc58679_3066934455"/>
+      <w:bookmarkStart w:id="14" w:name="__RefHeading___Toc33206_1360963153"/>
       <w:bookmarkEnd w:id="14"/>
       <w:r>
         <w:rPr>
@@ -8517,7 +9051,7 @@
         <w:pStyle w:val="Heading2"/>
         <w:rPr/>
       </w:pPr>
-      <w:bookmarkStart w:id="15" w:name="__RefHeading___Toc58681_3066934455"/>
+      <w:bookmarkStart w:id="15" w:name="__RefHeading___Toc33208_1360963153"/>
       <w:bookmarkEnd w:id="15"/>
       <w:r>
         <w:rPr>
@@ -9806,7 +10340,7 @@
         <w:pStyle w:val="Heading2"/>
         <w:rPr/>
       </w:pPr>
-      <w:bookmarkStart w:id="16" w:name="__RefHeading___Toc58683_3066934455"/>
+      <w:bookmarkStart w:id="16" w:name="__RefHeading___Toc33210_1360963153"/>
       <w:bookmarkEnd w:id="16"/>
       <w:r>
         <w:rPr>
@@ -9841,7 +10375,7 @@
         <w:pStyle w:val="Heading1"/>
         <w:rPr/>
       </w:pPr>
-      <w:bookmarkStart w:id="17" w:name="__RefHeading___Toc58685_3066934455"/>
+      <w:bookmarkStart w:id="17" w:name="__RefHeading___Toc33212_1360963153"/>
       <w:bookmarkEnd w:id="17"/>
       <w:r>
         <w:rPr>
@@ -9858,7 +10392,7 @@
         <w:pStyle w:val="Heading2"/>
         <w:rPr/>
       </w:pPr>
-      <w:bookmarkStart w:id="18" w:name="__RefHeading___Toc58687_3066934455"/>
+      <w:bookmarkStart w:id="18" w:name="__RefHeading___Toc33214_1360963153"/>
       <w:bookmarkEnd w:id="18"/>
       <w:r>
         <w:rPr>
@@ -11507,7 +12041,7 @@
         <w:pStyle w:val="Heading2"/>
         <w:rPr/>
       </w:pPr>
-      <w:bookmarkStart w:id="19" w:name="__RefHeading___Toc58689_3066934455"/>
+      <w:bookmarkStart w:id="19" w:name="__RefHeading___Toc33216_1360963153"/>
       <w:bookmarkEnd w:id="19"/>
       <w:r>
         <w:rPr>
@@ -11554,6 +12088,29 @@
           <w:color w:val="101820"/>
           <w:sz w:val="19"/>
         </w:rPr>
+        <w:t>PII_ENCRYPTION_KEY</w:t>
+      </w:r>
+      <w:r>
+        <w:rPr>
+          <w:rFonts w:eastAsia="Segoe UI" w:cs="Segoe UI" w:ascii="Segoe UI" w:hAnsi="Segoe UI"/>
+          <w:color w:val="101820"/>
+          <w:sz w:val="21"/>
+        </w:rPr>
+        <w:t xml:space="preserve"> encrypts the TIN, government ID and bank account numbers of clients, prospects and referrers (field encryption of the compliance package). A database restored without the same key cannot show or search those identifiers, and BIR Form 2307, the alphalists and the AMLC report files cannot be produced with them. This key is business-critical: it is versioned in the secret store, held in the sealed escrow with the other keys, and the key in force at the time of each backup is kept for as long as that backup is kept. After a key rotation, the previous key stays with the backups taken before the rotation.</w:t>
+      </w:r>
+    </w:p>
+    <w:p>
+      <w:pPr>
+        <w:pStyle w:val="Normal"/>
+        <w:spacing w:lineRule="auto" w:line="276" w:before="0" w:after="120"/>
+        <w:rPr/>
+      </w:pPr>
+      <w:r>
+        <w:rPr>
+          <w:rFonts w:eastAsia="Consolas" w:cs="Consolas" w:ascii="Consolas" w:hAnsi="Consolas"/>
+          <w:color w:val="101820"/>
+          <w:sz w:val="19"/>
+        </w:rPr>
         <w:t>JWT_SECRET</w:t>
       </w:r>
       <w:r>
@@ -11562,7 +12119,7 @@
           <w:color w:val="101820"/>
           <w:sz w:val="21"/>
         </w:rPr>
-        <w:t xml:space="preserve"> signs sessions and file links. Restoring with a new value only signs every user out.</w:t>
+        <w:t xml:space="preserve"> signs sessions and file links. Restoring with a new value only signs every user out. Connector credentials are only referred to by name in the database; they are restored from the secret store.</w:t>
       </w:r>
       <w:r>
         <w:br w:type="page"/>
@@ -11573,7 +12130,7 @@
         <w:pStyle w:val="Heading1"/>
         <w:rPr/>
       </w:pPr>
-      <w:bookmarkStart w:id="20" w:name="__RefHeading___Toc58691_3066934455"/>
+      <w:bookmarkStart w:id="20" w:name="__RefHeading___Toc33218_1360963153"/>
       <w:bookmarkEnd w:id="20"/>
       <w:r>
         <w:rPr>
@@ -11605,7 +12162,7 @@
         <w:pStyle w:val="Heading2"/>
         <w:rPr/>
       </w:pPr>
-      <w:bookmarkStart w:id="21" w:name="__RefHeading___Toc58693_3066934455"/>
+      <w:bookmarkStart w:id="21" w:name="__RefHeading___Toc33220_1360963153"/>
       <w:bookmarkEnd w:id="21"/>
       <w:r>
         <w:rPr>
@@ -11849,7 +12406,7 @@
           <w:color w:val="101820"/>
           <w:sz w:val="21"/>
         </w:rPr>
-        <w:t>Re-enable the scheduler on one instance, scale out, open traffic.</w:t>
+        <w:t>Review the integration and EIS outboxes (business checks below), then re-enable the scheduler on one instance, scale out, open traffic.</w:t>
       </w:r>
     </w:p>
     <w:p>
@@ -11876,7 +12433,7 @@
         <w:pStyle w:val="Heading2"/>
         <w:rPr/>
       </w:pPr>
-      <w:bookmarkStart w:id="22" w:name="__RefHeading___Toc58695_3066934455"/>
+      <w:bookmarkStart w:id="22" w:name="__RefHeading___Toc33222_1360963153"/>
       <w:bookmarkEnd w:id="22"/>
       <w:r>
         <w:rPr>
@@ -11904,8 +12461,8 @@
         <w:tblLook w:val="04a0" w:noHBand="0" w:noVBand="1" w:firstColumn="1" w:lastRow="0" w:lastColumn="0" w:firstRow="1"/>
       </w:tblPr>
       <w:tblGrid>
-        <w:gridCol w:w="6094"/>
-        <w:gridCol w:w="2919"/>
+        <w:gridCol w:w="5150"/>
+        <w:gridCol w:w="3863"/>
       </w:tblGrid>
       <w:tr>
         <w:trPr>
@@ -11913,7 +12470,7 @@
         </w:trPr>
         <w:tc>
           <w:tcPr>
-            <w:tcW w:w="6094" w:type="dxa"/>
+            <w:tcW w:w="5150" w:type="dxa"/>
             <w:tcBorders>
               <w:top w:val="single" w:sz="4" w:space="0" w:color="BFC7D1"/>
               <w:left w:val="single" w:sz="4" w:space="0" w:color="BFC7D1"/>
@@ -11952,7 +12509,7 @@
         </w:tc>
         <w:tc>
           <w:tcPr>
-            <w:tcW w:w="2919" w:type="dxa"/>
+            <w:tcW w:w="3863" w:type="dxa"/>
             <w:tcBorders>
               <w:top w:val="single" w:sz="4" w:space="0" w:color="BFC7D1"/>
               <w:left w:val="single" w:sz="4" w:space="0" w:color="BFC7D1"/>
@@ -11994,7 +12551,7 @@
         <w:trPr/>
         <w:tc>
           <w:tcPr>
-            <w:tcW w:w="6094" w:type="dxa"/>
+            <w:tcW w:w="5150" w:type="dxa"/>
             <w:tcBorders>
               <w:top w:val="single" w:sz="4" w:space="0" w:color="BFC7D1"/>
               <w:left w:val="single" w:sz="4" w:space="0" w:color="BFC7D1"/>
@@ -12031,7 +12588,7 @@
         </w:tc>
         <w:tc>
           <w:tcPr>
-            <w:tcW w:w="2919" w:type="dxa"/>
+            <w:tcW w:w="3863" w:type="dxa"/>
             <w:tcBorders>
               <w:top w:val="single" w:sz="4" w:space="0" w:color="BFC7D1"/>
               <w:left w:val="single" w:sz="4" w:space="0" w:color="BFC7D1"/>
@@ -12071,7 +12628,7 @@
         <w:trPr/>
         <w:tc>
           <w:tcPr>
-            <w:tcW w:w="6094" w:type="dxa"/>
+            <w:tcW w:w="5150" w:type="dxa"/>
             <w:tcBorders>
               <w:top w:val="single" w:sz="4" w:space="0" w:color="BFC7D1"/>
               <w:left w:val="single" w:sz="4" w:space="0" w:color="BFC7D1"/>
@@ -12108,7 +12665,7 @@
         </w:tc>
         <w:tc>
           <w:tcPr>
-            <w:tcW w:w="2919" w:type="dxa"/>
+            <w:tcW w:w="3863" w:type="dxa"/>
             <w:tcBorders>
               <w:top w:val="single" w:sz="4" w:space="0" w:color="BFC7D1"/>
               <w:left w:val="single" w:sz="4" w:space="0" w:color="BFC7D1"/>
@@ -12148,7 +12705,7 @@
         <w:trPr/>
         <w:tc>
           <w:tcPr>
-            <w:tcW w:w="6094" w:type="dxa"/>
+            <w:tcW w:w="5150" w:type="dxa"/>
             <w:tcBorders>
               <w:top w:val="single" w:sz="4" w:space="0" w:color="BFC7D1"/>
               <w:left w:val="single" w:sz="4" w:space="0" w:color="BFC7D1"/>
@@ -12185,7 +12742,7 @@
         </w:tc>
         <w:tc>
           <w:tcPr>
-            <w:tcW w:w="2919" w:type="dxa"/>
+            <w:tcW w:w="3863" w:type="dxa"/>
             <w:tcBorders>
               <w:top w:val="single" w:sz="4" w:space="0" w:color="BFC7D1"/>
               <w:left w:val="single" w:sz="4" w:space="0" w:color="BFC7D1"/>
@@ -12225,7 +12782,7 @@
         <w:trPr/>
         <w:tc>
           <w:tcPr>
-            <w:tcW w:w="6094" w:type="dxa"/>
+            <w:tcW w:w="5150" w:type="dxa"/>
             <w:tcBorders>
               <w:top w:val="single" w:sz="4" w:space="0" w:color="BFC7D1"/>
               <w:left w:val="single" w:sz="4" w:space="0" w:color="BFC7D1"/>
@@ -12262,7 +12819,7 @@
         </w:tc>
         <w:tc>
           <w:tcPr>
-            <w:tcW w:w="2919" w:type="dxa"/>
+            <w:tcW w:w="3863" w:type="dxa"/>
             <w:tcBorders>
               <w:top w:val="single" w:sz="4" w:space="0" w:color="BFC7D1"/>
               <w:left w:val="single" w:sz="4" w:space="0" w:color="BFC7D1"/>
@@ -12302,7 +12859,7 @@
         <w:trPr/>
         <w:tc>
           <w:tcPr>
-            <w:tcW w:w="6094" w:type="dxa"/>
+            <w:tcW w:w="5150" w:type="dxa"/>
             <w:tcBorders>
               <w:top w:val="single" w:sz="4" w:space="0" w:color="BFC7D1"/>
               <w:left w:val="single" w:sz="4" w:space="0" w:color="BFC7D1"/>
@@ -12339,7 +12896,7 @@
         </w:tc>
         <w:tc>
           <w:tcPr>
-            <w:tcW w:w="2919" w:type="dxa"/>
+            <w:tcW w:w="3863" w:type="dxa"/>
             <w:tcBorders>
               <w:top w:val="single" w:sz="4" w:space="0" w:color="BFC7D1"/>
               <w:left w:val="single" w:sz="4" w:space="0" w:color="BFC7D1"/>
@@ -12379,7 +12936,7 @@
         <w:trPr/>
         <w:tc>
           <w:tcPr>
-            <w:tcW w:w="6094" w:type="dxa"/>
+            <w:tcW w:w="5150" w:type="dxa"/>
             <w:tcBorders>
               <w:top w:val="single" w:sz="4" w:space="0" w:color="BFC7D1"/>
               <w:left w:val="single" w:sz="4" w:space="0" w:color="BFC7D1"/>
@@ -12416,7 +12973,7 @@
         </w:tc>
         <w:tc>
           <w:tcPr>
-            <w:tcW w:w="2919" w:type="dxa"/>
+            <w:tcW w:w="3863" w:type="dxa"/>
             <w:tcBorders>
               <w:top w:val="single" w:sz="4" w:space="0" w:color="BFC7D1"/>
               <w:left w:val="single" w:sz="4" w:space="0" w:color="BFC7D1"/>
@@ -12456,7 +13013,436 @@
         <w:trPr/>
         <w:tc>
           <w:tcPr>
-            <w:tcW w:w="6094" w:type="dxa"/>
+            <w:tcW w:w="5150" w:type="dxa"/>
+            <w:tcBorders>
+              <w:top w:val="single" w:sz="4" w:space="0" w:color="BFC7D1"/>
+              <w:left w:val="single" w:sz="4" w:space="0" w:color="BFC7D1"/>
+              <w:bottom w:val="single" w:sz="4" w:space="0" w:color="BFC7D1"/>
+              <w:right w:val="single" w:sz="4" w:space="0" w:color="BFC7D1"/>
+            </w:tcBorders>
+          </w:tcPr>
+          <w:p>
+            <w:pPr>
+              <w:pStyle w:val="Normal"/>
+              <w:widowControl/>
+              <w:spacing w:lineRule="auto" w:line="240" w:before="0" w:after="20"/>
+              <w:jc w:val="left"/>
+              <w:rPr>
+                <w:rFonts w:ascii="Aptos" w:hAnsi="Aptos" w:eastAsia="ＭＳ 明朝" w:cs="Arial"/>
+                <w:kern w:val="0"/>
+                <w:sz w:val="24"/>
+                <w:szCs w:val="24"/>
+                <w:lang w:val="en-US" w:eastAsia="ja-JP" w:bidi="ar-SA"/>
+              </w:rPr>
+            </w:pPr>
+            <w:r>
+              <w:rPr>
+                <w:rFonts w:eastAsia="Segoe UI" w:cs="Segoe UI" w:ascii="Segoe UI" w:hAnsi="Segoe UI"/>
+                <w:color w:val="101820"/>
+                <w:kern w:val="0"/>
+                <w:sz w:val="18"/>
+                <w:szCs w:val="24"/>
+                <w:lang w:val="en-US" w:eastAsia="ja-JP" w:bidi="ar-SA"/>
+              </w:rPr>
+              <w:t>Integrations outbox: messages restored as queued or retry are reviewed before the scheduler restarts; SMS already received by clients, CTPL authentications and insurer requests already answered by the provider after the recovery point are cancelled, not resent</w:t>
+            </w:r>
+          </w:p>
+        </w:tc>
+        <w:tc>
+          <w:tcPr>
+            <w:tcW w:w="3863" w:type="dxa"/>
+            <w:tcBorders>
+              <w:top w:val="single" w:sz="4" w:space="0" w:color="BFC7D1"/>
+              <w:left w:val="single" w:sz="4" w:space="0" w:color="BFC7D1"/>
+              <w:bottom w:val="single" w:sz="4" w:space="0" w:color="BFC7D1"/>
+              <w:right w:val="single" w:sz="4" w:space="0" w:color="BFC7D1"/>
+            </w:tcBorders>
+          </w:tcPr>
+          <w:p>
+            <w:pPr>
+              <w:pStyle w:val="Normal"/>
+              <w:widowControl/>
+              <w:spacing w:lineRule="auto" w:line="240" w:before="0" w:after="20"/>
+              <w:jc w:val="left"/>
+              <w:rPr>
+                <w:rFonts w:ascii="Aptos" w:hAnsi="Aptos" w:eastAsia="ＭＳ 明朝" w:cs="Arial"/>
+                <w:kern w:val="0"/>
+                <w:sz w:val="24"/>
+                <w:szCs w:val="24"/>
+                <w:lang w:val="en-US" w:eastAsia="ja-JP" w:bidi="ar-SA"/>
+              </w:rPr>
+            </w:pPr>
+            <w:r>
+              <w:rPr>
+                <w:rFonts w:eastAsia="Segoe UI" w:cs="Segoe UI" w:ascii="Segoe UI" w:hAnsi="Segoe UI"/>
+                <w:color w:val="101820"/>
+                <w:kern w:val="0"/>
+                <w:sz w:val="18"/>
+                <w:szCs w:val="24"/>
+                <w:lang w:val="en-US" w:eastAsia="ja-JP" w:bidi="ar-SA"/>
+              </w:rPr>
+              <w:t>System Administrator with Operations</w:t>
+            </w:r>
+          </w:p>
+        </w:tc>
+      </w:tr>
+      <w:tr>
+        <w:trPr/>
+        <w:tc>
+          <w:tcPr>
+            <w:tcW w:w="5150" w:type="dxa"/>
+            <w:tcBorders>
+              <w:top w:val="single" w:sz="4" w:space="0" w:color="BFC7D1"/>
+              <w:left w:val="single" w:sz="4" w:space="0" w:color="BFC7D1"/>
+              <w:bottom w:val="single" w:sz="4" w:space="0" w:color="BFC7D1"/>
+              <w:right w:val="single" w:sz="4" w:space="0" w:color="BFC7D1"/>
+            </w:tcBorders>
+          </w:tcPr>
+          <w:p>
+            <w:pPr>
+              <w:pStyle w:val="Normal"/>
+              <w:widowControl/>
+              <w:spacing w:lineRule="auto" w:line="240" w:before="0" w:after="20"/>
+              <w:jc w:val="left"/>
+              <w:rPr>
+                <w:rFonts w:ascii="Aptos" w:hAnsi="Aptos" w:eastAsia="ＭＳ 明朝" w:cs="Arial"/>
+                <w:kern w:val="0"/>
+                <w:sz w:val="24"/>
+                <w:szCs w:val="24"/>
+                <w:lang w:val="en-US" w:eastAsia="ja-JP" w:bidi="ar-SA"/>
+              </w:rPr>
+            </w:pPr>
+            <w:r>
+              <w:rPr>
+                <w:rFonts w:eastAsia="Segoe UI" w:cs="Segoe UI" w:ascii="Segoe UI" w:hAnsi="Segoe UI"/>
+                <w:color w:val="101820"/>
+                <w:kern w:val="0"/>
+                <w:sz w:val="18"/>
+                <w:szCs w:val="24"/>
+                <w:lang w:val="en-US" w:eastAsia="ja-JP" w:bidi="ar-SA"/>
+              </w:rPr>
+              <w:t>EIS outbox: submissions restored as queued, failed or sending are checked against the EIS before resending, so no invoice is submitted twice</w:t>
+            </w:r>
+          </w:p>
+        </w:tc>
+        <w:tc>
+          <w:tcPr>
+            <w:tcW w:w="3863" w:type="dxa"/>
+            <w:tcBorders>
+              <w:top w:val="single" w:sz="4" w:space="0" w:color="BFC7D1"/>
+              <w:left w:val="single" w:sz="4" w:space="0" w:color="BFC7D1"/>
+              <w:bottom w:val="single" w:sz="4" w:space="0" w:color="BFC7D1"/>
+              <w:right w:val="single" w:sz="4" w:space="0" w:color="BFC7D1"/>
+            </w:tcBorders>
+          </w:tcPr>
+          <w:p>
+            <w:pPr>
+              <w:pStyle w:val="Normal"/>
+              <w:widowControl/>
+              <w:spacing w:lineRule="auto" w:line="240" w:before="0" w:after="20"/>
+              <w:jc w:val="left"/>
+              <w:rPr>
+                <w:rFonts w:ascii="Aptos" w:hAnsi="Aptos" w:eastAsia="ＭＳ 明朝" w:cs="Arial"/>
+                <w:kern w:val="0"/>
+                <w:sz w:val="24"/>
+                <w:szCs w:val="24"/>
+                <w:lang w:val="en-US" w:eastAsia="ja-JP" w:bidi="ar-SA"/>
+              </w:rPr>
+            </w:pPr>
+            <w:r>
+              <w:rPr>
+                <w:rFonts w:eastAsia="Segoe UI" w:cs="Segoe UI" w:ascii="Segoe UI" w:hAnsi="Segoe UI"/>
+                <w:color w:val="101820"/>
+                <w:kern w:val="0"/>
+                <w:sz w:val="18"/>
+                <w:szCs w:val="24"/>
+                <w:lang w:val="en-US" w:eastAsia="ja-JP" w:bidi="ar-SA"/>
+              </w:rPr>
+              <w:t>Accounting Manager</w:t>
+            </w:r>
+          </w:p>
+        </w:tc>
+      </w:tr>
+      <w:tr>
+        <w:trPr/>
+        <w:tc>
+          <w:tcPr>
+            <w:tcW w:w="5150" w:type="dxa"/>
+            <w:tcBorders>
+              <w:top w:val="single" w:sz="4" w:space="0" w:color="BFC7D1"/>
+              <w:left w:val="single" w:sz="4" w:space="0" w:color="BFC7D1"/>
+              <w:bottom w:val="single" w:sz="4" w:space="0" w:color="BFC7D1"/>
+              <w:right w:val="single" w:sz="4" w:space="0" w:color="BFC7D1"/>
+            </w:tcBorders>
+          </w:tcPr>
+          <w:p>
+            <w:pPr>
+              <w:pStyle w:val="Normal"/>
+              <w:widowControl/>
+              <w:spacing w:lineRule="auto" w:line="240" w:before="0" w:after="20"/>
+              <w:jc w:val="left"/>
+              <w:rPr>
+                <w:rFonts w:ascii="Aptos" w:hAnsi="Aptos" w:eastAsia="ＭＳ 明朝" w:cs="Arial"/>
+                <w:kern w:val="0"/>
+                <w:sz w:val="24"/>
+                <w:szCs w:val="24"/>
+                <w:lang w:val="en-US" w:eastAsia="ja-JP" w:bidi="ar-SA"/>
+              </w:rPr>
+            </w:pPr>
+            <w:r>
+              <w:rPr>
+                <w:rFonts w:eastAsia="Segoe UI" w:cs="Segoe UI" w:ascii="Segoe UI" w:hAnsi="Segoe UI"/>
+                <w:color w:val="101820"/>
+                <w:kern w:val="0"/>
+                <w:sz w:val="18"/>
+                <w:szCs w:val="24"/>
+                <w:lang w:val="en-US" w:eastAsia="ja-JP" w:bidi="ar-SA"/>
+              </w:rPr>
+              <w:t>Compliance deadlines: open breaches (72-hour clock), complaints and AML cases due are reviewed; the hourly breach job runs again</w:t>
+            </w:r>
+          </w:p>
+        </w:tc>
+        <w:tc>
+          <w:tcPr>
+            <w:tcW w:w="3863" w:type="dxa"/>
+            <w:tcBorders>
+              <w:top w:val="single" w:sz="4" w:space="0" w:color="BFC7D1"/>
+              <w:left w:val="single" w:sz="4" w:space="0" w:color="BFC7D1"/>
+              <w:bottom w:val="single" w:sz="4" w:space="0" w:color="BFC7D1"/>
+              <w:right w:val="single" w:sz="4" w:space="0" w:color="BFC7D1"/>
+            </w:tcBorders>
+          </w:tcPr>
+          <w:p>
+            <w:pPr>
+              <w:pStyle w:val="Normal"/>
+              <w:widowControl/>
+              <w:spacing w:lineRule="auto" w:line="240" w:before="0" w:after="20"/>
+              <w:jc w:val="left"/>
+              <w:rPr>
+                <w:rFonts w:ascii="Aptos" w:hAnsi="Aptos" w:eastAsia="ＭＳ 明朝" w:cs="Arial"/>
+                <w:kern w:val="0"/>
+                <w:sz w:val="24"/>
+                <w:szCs w:val="24"/>
+                <w:lang w:val="en-US" w:eastAsia="ja-JP" w:bidi="ar-SA"/>
+              </w:rPr>
+            </w:pPr>
+            <w:r>
+              <w:rPr>
+                <w:rFonts w:eastAsia="Segoe UI" w:cs="Segoe UI" w:ascii="Segoe UI" w:hAnsi="Segoe UI"/>
+                <w:color w:val="101820"/>
+                <w:kern w:val="0"/>
+                <w:sz w:val="18"/>
+                <w:szCs w:val="24"/>
+                <w:lang w:val="en-US" w:eastAsia="ja-JP" w:bidi="ar-SA"/>
+              </w:rPr>
+              <w:t>DPO, compliance officer</w:t>
+            </w:r>
+          </w:p>
+        </w:tc>
+      </w:tr>
+      <w:tr>
+        <w:trPr/>
+        <w:tc>
+          <w:tcPr>
+            <w:tcW w:w="5150" w:type="dxa"/>
+            <w:tcBorders>
+              <w:top w:val="single" w:sz="4" w:space="0" w:color="BFC7D1"/>
+              <w:left w:val="single" w:sz="4" w:space="0" w:color="BFC7D1"/>
+              <w:bottom w:val="single" w:sz="4" w:space="0" w:color="BFC7D1"/>
+              <w:right w:val="single" w:sz="4" w:space="0" w:color="BFC7D1"/>
+            </w:tcBorders>
+          </w:tcPr>
+          <w:p>
+            <w:pPr>
+              <w:pStyle w:val="Normal"/>
+              <w:widowControl/>
+              <w:spacing w:lineRule="auto" w:line="240" w:before="0" w:after="20"/>
+              <w:jc w:val="left"/>
+              <w:rPr>
+                <w:rFonts w:ascii="Aptos" w:hAnsi="Aptos" w:eastAsia="ＭＳ 明朝" w:cs="Arial"/>
+                <w:kern w:val="0"/>
+                <w:sz w:val="24"/>
+                <w:szCs w:val="24"/>
+                <w:lang w:val="en-US" w:eastAsia="ja-JP" w:bidi="ar-SA"/>
+              </w:rPr>
+            </w:pPr>
+            <w:r>
+              <w:rPr>
+                <w:rFonts w:eastAsia="Segoe UI" w:cs="Segoe UI" w:ascii="Segoe UI" w:hAnsi="Segoe UI"/>
+                <w:color w:val="101820"/>
+                <w:kern w:val="0"/>
+                <w:sz w:val="18"/>
+                <w:szCs w:val="24"/>
+                <w:lang w:val="en-US" w:eastAsia="ja-JP" w:bidi="ar-SA"/>
+              </w:rPr>
+              <w:t xml:space="preserve">TIN and ID numbers display unmasked for a user with </w:t>
+            </w:r>
+            <w:r>
+              <w:rPr>
+                <w:rFonts w:eastAsia="Consolas" w:cs="Consolas" w:ascii="Consolas" w:hAnsi="Consolas"/>
+                <w:color w:val="101820"/>
+                <w:kern w:val="0"/>
+                <w:sz w:val="16"/>
+                <w:szCs w:val="24"/>
+                <w:lang w:val="en-US" w:eastAsia="ja-JP" w:bidi="ar-SA"/>
+              </w:rPr>
+              <w:t>view:pii</w:t>
+            </w:r>
+            <w:r>
+              <w:rPr>
+                <w:rFonts w:eastAsia="Segoe UI" w:cs="Segoe UI" w:ascii="Segoe UI" w:hAnsi="Segoe UI"/>
+                <w:color w:val="101820"/>
+                <w:kern w:val="0"/>
+                <w:sz w:val="18"/>
+                <w:szCs w:val="24"/>
+                <w:lang w:val="en-US" w:eastAsia="ja-JP" w:bidi="ar-SA"/>
+              </w:rPr>
+              <w:t xml:space="preserve"> (proves the right </w:t>
+            </w:r>
+            <w:r>
+              <w:rPr>
+                <w:rFonts w:eastAsia="Consolas" w:cs="Consolas" w:ascii="Consolas" w:hAnsi="Consolas"/>
+                <w:color w:val="101820"/>
+                <w:kern w:val="0"/>
+                <w:sz w:val="16"/>
+                <w:szCs w:val="24"/>
+                <w:lang w:val="en-US" w:eastAsia="ja-JP" w:bidi="ar-SA"/>
+              </w:rPr>
+              <w:t>PII_ENCRYPTION_KEY</w:t>
+            </w:r>
+            <w:r>
+              <w:rPr>
+                <w:rFonts w:eastAsia="Segoe UI" w:cs="Segoe UI" w:ascii="Segoe UI" w:hAnsi="Segoe UI"/>
+                <w:color w:val="101820"/>
+                <w:kern w:val="0"/>
+                <w:sz w:val="18"/>
+                <w:szCs w:val="24"/>
+                <w:lang w:val="en-US" w:eastAsia="ja-JP" w:bidi="ar-SA"/>
+              </w:rPr>
+              <w:t>)</w:t>
+            </w:r>
+          </w:p>
+        </w:tc>
+        <w:tc>
+          <w:tcPr>
+            <w:tcW w:w="3863" w:type="dxa"/>
+            <w:tcBorders>
+              <w:top w:val="single" w:sz="4" w:space="0" w:color="BFC7D1"/>
+              <w:left w:val="single" w:sz="4" w:space="0" w:color="BFC7D1"/>
+              <w:bottom w:val="single" w:sz="4" w:space="0" w:color="BFC7D1"/>
+              <w:right w:val="single" w:sz="4" w:space="0" w:color="BFC7D1"/>
+            </w:tcBorders>
+          </w:tcPr>
+          <w:p>
+            <w:pPr>
+              <w:pStyle w:val="Normal"/>
+              <w:widowControl/>
+              <w:spacing w:lineRule="auto" w:line="240" w:before="0" w:after="20"/>
+              <w:jc w:val="left"/>
+              <w:rPr>
+                <w:rFonts w:ascii="Aptos" w:hAnsi="Aptos" w:eastAsia="ＭＳ 明朝" w:cs="Arial"/>
+                <w:kern w:val="0"/>
+                <w:sz w:val="24"/>
+                <w:szCs w:val="24"/>
+                <w:lang w:val="en-US" w:eastAsia="ja-JP" w:bidi="ar-SA"/>
+              </w:rPr>
+            </w:pPr>
+            <w:r>
+              <w:rPr>
+                <w:rFonts w:eastAsia="Segoe UI" w:cs="Segoe UI" w:ascii="Segoe UI" w:hAnsi="Segoe UI"/>
+                <w:color w:val="101820"/>
+                <w:kern w:val="0"/>
+                <w:sz w:val="18"/>
+                <w:szCs w:val="24"/>
+                <w:lang w:val="en-US" w:eastAsia="ja-JP" w:bidi="ar-SA"/>
+              </w:rPr>
+              <w:t>System Administrator</w:t>
+            </w:r>
+          </w:p>
+        </w:tc>
+      </w:tr>
+      <w:tr>
+        <w:trPr/>
+        <w:tc>
+          <w:tcPr>
+            <w:tcW w:w="5150" w:type="dxa"/>
+            <w:tcBorders>
+              <w:top w:val="single" w:sz="4" w:space="0" w:color="BFC7D1"/>
+              <w:left w:val="single" w:sz="4" w:space="0" w:color="BFC7D1"/>
+              <w:bottom w:val="single" w:sz="4" w:space="0" w:color="BFC7D1"/>
+              <w:right w:val="single" w:sz="4" w:space="0" w:color="BFC7D1"/>
+            </w:tcBorders>
+          </w:tcPr>
+          <w:p>
+            <w:pPr>
+              <w:pStyle w:val="Normal"/>
+              <w:widowControl/>
+              <w:spacing w:lineRule="auto" w:line="240" w:before="0" w:after="20"/>
+              <w:jc w:val="left"/>
+              <w:rPr>
+                <w:rFonts w:ascii="Aptos" w:hAnsi="Aptos" w:eastAsia="ＭＳ 明朝" w:cs="Arial"/>
+                <w:kern w:val="0"/>
+                <w:sz w:val="24"/>
+                <w:szCs w:val="24"/>
+                <w:lang w:val="en-US" w:eastAsia="ja-JP" w:bidi="ar-SA"/>
+              </w:rPr>
+            </w:pPr>
+            <w:r>
+              <w:rPr>
+                <w:rFonts w:eastAsia="Segoe UI" w:cs="Segoe UI" w:ascii="Segoe UI" w:hAnsi="Segoe UI"/>
+                <w:color w:val="101820"/>
+                <w:kern w:val="0"/>
+                <w:sz w:val="18"/>
+                <w:szCs w:val="24"/>
+                <w:lang w:val="en-US" w:eastAsia="ja-JP" w:bidi="ar-SA"/>
+              </w:rPr>
+              <w:t>Branding, logo and e-signatures print on a sample document</w:t>
+            </w:r>
+          </w:p>
+        </w:tc>
+        <w:tc>
+          <w:tcPr>
+            <w:tcW w:w="3863" w:type="dxa"/>
+            <w:tcBorders>
+              <w:top w:val="single" w:sz="4" w:space="0" w:color="BFC7D1"/>
+              <w:left w:val="single" w:sz="4" w:space="0" w:color="BFC7D1"/>
+              <w:bottom w:val="single" w:sz="4" w:space="0" w:color="BFC7D1"/>
+              <w:right w:val="single" w:sz="4" w:space="0" w:color="BFC7D1"/>
+            </w:tcBorders>
+          </w:tcPr>
+          <w:p>
+            <w:pPr>
+              <w:pStyle w:val="Normal"/>
+              <w:widowControl/>
+              <w:spacing w:lineRule="auto" w:line="240" w:before="0" w:after="20"/>
+              <w:jc w:val="left"/>
+              <w:rPr>
+                <w:rFonts w:ascii="Aptos" w:hAnsi="Aptos" w:eastAsia="ＭＳ 明朝" w:cs="Arial"/>
+                <w:kern w:val="0"/>
+                <w:sz w:val="24"/>
+                <w:szCs w:val="24"/>
+                <w:lang w:val="en-US" w:eastAsia="ja-JP" w:bidi="ar-SA"/>
+              </w:rPr>
+            </w:pPr>
+            <w:r>
+              <w:rPr>
+                <w:rFonts w:eastAsia="Segoe UI" w:cs="Segoe UI" w:ascii="Segoe UI" w:hAnsi="Segoe UI"/>
+                <w:color w:val="101820"/>
+                <w:kern w:val="0"/>
+                <w:sz w:val="18"/>
+                <w:szCs w:val="24"/>
+                <w:lang w:val="en-US" w:eastAsia="ja-JP" w:bidi="ar-SA"/>
+              </w:rPr>
+              <w:t>System Administrator</w:t>
+            </w:r>
+          </w:p>
+        </w:tc>
+      </w:tr>
+      <w:tr>
+        <w:trPr/>
+        <w:tc>
+          <w:tcPr>
+            <w:tcW w:w="5150" w:type="dxa"/>
             <w:tcBorders>
               <w:top w:val="single" w:sz="4" w:space="0" w:color="BFC7D1"/>
               <w:left w:val="single" w:sz="4" w:space="0" w:color="BFC7D1"/>
@@ -12493,7 +13479,7 @@
         </w:tc>
         <w:tc>
           <w:tcPr>
-            <w:tcW w:w="2919" w:type="dxa"/>
+            <w:tcW w:w="3863" w:type="dxa"/>
             <w:tcBorders>
               <w:top w:val="single" w:sz="4" w:space="0" w:color="BFC7D1"/>
               <w:left w:val="single" w:sz="4" w:space="0" w:color="BFC7D1"/>
@@ -12571,7 +13557,7 @@
         <w:pStyle w:val="Heading2"/>
         <w:rPr/>
       </w:pPr>
-      <w:bookmarkStart w:id="23" w:name="__RefHeading___Toc58697_3066934455"/>
+      <w:bookmarkStart w:id="23" w:name="__RefHeading___Toc33224_1360963153"/>
       <w:bookmarkEnd w:id="23"/>
       <w:r>
         <w:rPr>
@@ -12676,7 +13662,7 @@
         <w:pStyle w:val="Heading2"/>
         <w:rPr/>
       </w:pPr>
-      <w:bookmarkStart w:id="24" w:name="__RefHeading___Toc58699_3066934455"/>
+      <w:bookmarkStart w:id="24" w:name="__RefHeading___Toc33226_1360963153"/>
       <w:bookmarkEnd w:id="24"/>
       <w:r>
         <w:rPr>
@@ -12781,7 +13767,7 @@
         <w:pStyle w:val="Heading2"/>
         <w:rPr/>
       </w:pPr>
-      <w:bookmarkStart w:id="25" w:name="__RefHeading___Toc58701_3066934455"/>
+      <w:bookmarkStart w:id="25" w:name="__RefHeading___Toc33228_1360963153"/>
       <w:bookmarkEnd w:id="25"/>
       <w:r>
         <w:rPr>
@@ -12852,7 +13838,7 @@
         <w:pStyle w:val="Heading2"/>
         <w:rPr/>
       </w:pPr>
-      <w:bookmarkStart w:id="26" w:name="__RefHeading___Toc58703_3066934455"/>
+      <w:bookmarkStart w:id="26" w:name="__RefHeading___Toc33230_1360963153"/>
       <w:bookmarkEnd w:id="26"/>
       <w:r>
         <w:rPr>
@@ -12996,7 +13982,7 @@
         <w:pStyle w:val="Heading2"/>
         <w:rPr/>
       </w:pPr>
-      <w:bookmarkStart w:id="27" w:name="__RefHeading___Toc58705_3066934455"/>
+      <w:bookmarkStart w:id="27" w:name="__RefHeading___Toc33232_1360963153"/>
       <w:bookmarkEnd w:id="27"/>
       <w:r>
         <w:rPr>
@@ -13051,7 +14037,7 @@
         <w:pStyle w:val="Heading2"/>
         <w:rPr/>
       </w:pPr>
-      <w:bookmarkStart w:id="28" w:name="__RefHeading___Toc58707_3066934455"/>
+      <w:bookmarkStart w:id="28" w:name="__RefHeading___Toc33234_1360963153"/>
       <w:bookmarkEnd w:id="28"/>
       <w:r>
         <w:rPr>
@@ -13086,7 +14072,7 @@
         <w:pStyle w:val="Heading1"/>
         <w:rPr/>
       </w:pPr>
-      <w:bookmarkStart w:id="29" w:name="__RefHeading___Toc58709_3066934455"/>
+      <w:bookmarkStart w:id="29" w:name="__RefHeading___Toc33236_1360963153"/>
       <w:bookmarkEnd w:id="29"/>
       <w:r>
         <w:rPr>
@@ -13103,7 +14089,7 @@
         <w:pStyle w:val="Heading2"/>
         <w:rPr/>
       </w:pPr>
-      <w:bookmarkStart w:id="30" w:name="__RefHeading___Toc58711_3066934455"/>
+      <w:bookmarkStart w:id="30" w:name="__RefHeading___Toc33238_1360963153"/>
       <w:bookmarkEnd w:id="30"/>
       <w:r>
         <w:rPr>
@@ -13695,7 +14681,7 @@
         <w:pStyle w:val="Heading2"/>
         <w:rPr/>
       </w:pPr>
-      <w:bookmarkStart w:id="31" w:name="__RefHeading___Toc58713_3066934455"/>
+      <w:bookmarkStart w:id="31" w:name="__RefHeading___Toc33240_1360963153"/>
       <w:bookmarkEnd w:id="31"/>
       <w:r>
         <w:rPr>
@@ -14155,7 +15141,7 @@
         <w:pStyle w:val="Heading2"/>
         <w:rPr/>
       </w:pPr>
-      <w:bookmarkStart w:id="32" w:name="__RefHeading___Toc58715_3066934455"/>
+      <w:bookmarkStart w:id="32" w:name="__RefHeading___Toc33242_1360963153"/>
       <w:bookmarkEnd w:id="32"/>
       <w:r>
         <w:rPr>
@@ -14916,7 +15902,7 @@
         <w:pStyle w:val="Heading2"/>
         <w:rPr/>
       </w:pPr>
-      <w:bookmarkStart w:id="33" w:name="__RefHeading___Toc58717_3066934455"/>
+      <w:bookmarkStart w:id="33" w:name="__RefHeading___Toc33244_1360963153"/>
       <w:bookmarkEnd w:id="33"/>
       <w:r>
         <w:rPr>
@@ -15453,7 +16439,7 @@
         <w:pStyle w:val="Heading2"/>
         <w:rPr/>
       </w:pPr>
-      <w:bookmarkStart w:id="34" w:name="__RefHeading___Toc58719_3066934455"/>
+      <w:bookmarkStart w:id="34" w:name="__RefHeading___Toc33246_1360963153"/>
       <w:bookmarkEnd w:id="34"/>
       <w:r>
         <w:rPr>
@@ -15891,7 +16877,7 @@
         <w:pStyle w:val="Heading2"/>
         <w:rPr/>
       </w:pPr>
-      <w:bookmarkStart w:id="35" w:name="__RefHeading___Toc58721_3066934455"/>
+      <w:bookmarkStart w:id="35" w:name="__RefHeading___Toc33248_1360963153"/>
       <w:bookmarkEnd w:id="35"/>
       <w:r>
         <w:rPr>
@@ -15906,7 +16892,7 @@
     <w:tbl>
       <w:tblPr>
         <w:tblStyle w:val="TableGrid"/>
-        <w:tblW w:w="9014" w:type="dxa"/>
+        <w:tblW w:w="9013" w:type="dxa"/>
         <w:jc w:val="left"/>
         <w:tblInd w:w="0" w:type="dxa"/>
         <w:tblLayout w:type="fixed"/>
@@ -15919,9 +16905,9 @@
         <w:tblLook w:val="04a0" w:noHBand="0" w:noVBand="1" w:firstColumn="1" w:lastRow="0" w:lastColumn="0" w:firstRow="1"/>
       </w:tblPr>
       <w:tblGrid>
-        <w:gridCol w:w="1361"/>
-        <w:gridCol w:w="3825"/>
-        <w:gridCol w:w="3828"/>
+        <w:gridCol w:w="2650"/>
+        <w:gridCol w:w="3182"/>
+        <w:gridCol w:w="3181"/>
       </w:tblGrid>
       <w:tr>
         <w:trPr>
@@ -15929,7 +16915,7 @@
         </w:trPr>
         <w:tc>
           <w:tcPr>
-            <w:tcW w:w="1361" w:type="dxa"/>
+            <w:tcW w:w="2650" w:type="dxa"/>
             <w:tcBorders>
               <w:top w:val="single" w:sz="4" w:space="0" w:color="BFC7D1"/>
               <w:left w:val="single" w:sz="4" w:space="0" w:color="BFC7D1"/>
@@ -15968,7 +16954,7 @@
         </w:tc>
         <w:tc>
           <w:tcPr>
-            <w:tcW w:w="3825" w:type="dxa"/>
+            <w:tcW w:w="3182" w:type="dxa"/>
             <w:tcBorders>
               <w:top w:val="single" w:sz="4" w:space="0" w:color="BFC7D1"/>
               <w:left w:val="single" w:sz="4" w:space="0" w:color="BFC7D1"/>
@@ -16007,7 +16993,7 @@
         </w:tc>
         <w:tc>
           <w:tcPr>
-            <w:tcW w:w="3828" w:type="dxa"/>
+            <w:tcW w:w="3181" w:type="dxa"/>
             <w:tcBorders>
               <w:top w:val="single" w:sz="4" w:space="0" w:color="BFC7D1"/>
               <w:left w:val="single" w:sz="4" w:space="0" w:color="BFC7D1"/>
@@ -16049,7 +17035,7 @@
         <w:trPr/>
         <w:tc>
           <w:tcPr>
-            <w:tcW w:w="1361" w:type="dxa"/>
+            <w:tcW w:w="2650" w:type="dxa"/>
             <w:tcBorders>
               <w:top w:val="single" w:sz="4" w:space="0" w:color="BFC7D1"/>
               <w:left w:val="single" w:sz="4" w:space="0" w:color="BFC7D1"/>
@@ -16086,7 +17072,7 @@
         </w:tc>
         <w:tc>
           <w:tcPr>
-            <w:tcW w:w="3825" w:type="dxa"/>
+            <w:tcW w:w="3182" w:type="dxa"/>
             <w:tcBorders>
               <w:top w:val="single" w:sz="4" w:space="0" w:color="BFC7D1"/>
               <w:left w:val="single" w:sz="4" w:space="0" w:color="BFC7D1"/>
@@ -16123,7 +17109,7 @@
         </w:tc>
         <w:tc>
           <w:tcPr>
-            <w:tcW w:w="3828" w:type="dxa"/>
+            <w:tcW w:w="3181" w:type="dxa"/>
             <w:tcBorders>
               <w:top w:val="single" w:sz="4" w:space="0" w:color="BFC7D1"/>
               <w:left w:val="single" w:sz="4" w:space="0" w:color="BFC7D1"/>
@@ -16163,7 +17149,7 @@
         <w:trPr/>
         <w:tc>
           <w:tcPr>
-            <w:tcW w:w="1361" w:type="dxa"/>
+            <w:tcW w:w="2650" w:type="dxa"/>
             <w:tcBorders>
               <w:top w:val="single" w:sz="4" w:space="0" w:color="BFC7D1"/>
               <w:left w:val="single" w:sz="4" w:space="0" w:color="BFC7D1"/>
@@ -16200,7 +17186,7 @@
         </w:tc>
         <w:tc>
           <w:tcPr>
-            <w:tcW w:w="3825" w:type="dxa"/>
+            <w:tcW w:w="3182" w:type="dxa"/>
             <w:tcBorders>
               <w:top w:val="single" w:sz="4" w:space="0" w:color="BFC7D1"/>
               <w:left w:val="single" w:sz="4" w:space="0" w:color="BFC7D1"/>
@@ -16237,7 +17223,7 @@
         </w:tc>
         <w:tc>
           <w:tcPr>
-            <w:tcW w:w="3828" w:type="dxa"/>
+            <w:tcW w:w="3181" w:type="dxa"/>
             <w:tcBorders>
               <w:top w:val="single" w:sz="4" w:space="0" w:color="BFC7D1"/>
               <w:left w:val="single" w:sz="4" w:space="0" w:color="BFC7D1"/>
@@ -16277,7 +17263,7 @@
         <w:trPr/>
         <w:tc>
           <w:tcPr>
-            <w:tcW w:w="1361" w:type="dxa"/>
+            <w:tcW w:w="2650" w:type="dxa"/>
             <w:tcBorders>
               <w:top w:val="single" w:sz="4" w:space="0" w:color="BFC7D1"/>
               <w:left w:val="single" w:sz="4" w:space="0" w:color="BFC7D1"/>
@@ -16314,7 +17300,7 @@
         </w:tc>
         <w:tc>
           <w:tcPr>
-            <w:tcW w:w="3825" w:type="dxa"/>
+            <w:tcW w:w="3182" w:type="dxa"/>
             <w:tcBorders>
               <w:top w:val="single" w:sz="4" w:space="0" w:color="BFC7D1"/>
               <w:left w:val="single" w:sz="4" w:space="0" w:color="BFC7D1"/>
@@ -16351,7 +17337,7 @@
         </w:tc>
         <w:tc>
           <w:tcPr>
-            <w:tcW w:w="3828" w:type="dxa"/>
+            <w:tcW w:w="3181" w:type="dxa"/>
             <w:tcBorders>
               <w:top w:val="single" w:sz="4" w:space="0" w:color="BFC7D1"/>
               <w:left w:val="single" w:sz="4" w:space="0" w:color="BFC7D1"/>
@@ -16391,7 +17377,7 @@
         <w:trPr/>
         <w:tc>
           <w:tcPr>
-            <w:tcW w:w="1361" w:type="dxa"/>
+            <w:tcW w:w="2650" w:type="dxa"/>
             <w:tcBorders>
               <w:top w:val="single" w:sz="4" w:space="0" w:color="BFC7D1"/>
               <w:left w:val="single" w:sz="4" w:space="0" w:color="BFC7D1"/>
@@ -16428,75 +17414,531 @@
         </w:tc>
         <w:tc>
           <w:tcPr>
-            <w:tcW w:w="3825" w:type="dxa"/>
-            <w:tcBorders>
-              <w:top w:val="single" w:sz="4" w:space="0" w:color="BFC7D1"/>
-              <w:left w:val="single" w:sz="4" w:space="0" w:color="BFC7D1"/>
-              <w:bottom w:val="single" w:sz="4" w:space="0" w:color="BFC7D1"/>
-              <w:right w:val="single" w:sz="4" w:space="0" w:color="BFC7D1"/>
-            </w:tcBorders>
-          </w:tcPr>
-          <w:p>
-            <w:pPr>
-              <w:pStyle w:val="Normal"/>
-              <w:widowControl/>
-              <w:spacing w:lineRule="auto" w:line="240" w:before="0" w:after="20"/>
-              <w:jc w:val="left"/>
-              <w:rPr>
-                <w:rFonts w:ascii="Aptos" w:hAnsi="Aptos" w:eastAsia="ＭＳ 明朝" w:cs="Arial"/>
-                <w:kern w:val="0"/>
-                <w:sz w:val="24"/>
-                <w:szCs w:val="24"/>
-                <w:lang w:val="en-US" w:eastAsia="ja-JP" w:bidi="ar-SA"/>
-              </w:rPr>
-            </w:pPr>
-            <w:r>
-              <w:rPr>
-                <w:rFonts w:eastAsia="Segoe UI" w:cs="Segoe UI" w:ascii="Segoe UI" w:hAnsi="Segoe UI"/>
-                <w:color w:val="101820"/>
-                <w:kern w:val="0"/>
-                <w:sz w:val="18"/>
-                <w:szCs w:val="24"/>
-                <w:lang w:val="en-US" w:eastAsia="ja-JP" w:bidi="ar-SA"/>
-              </w:rPr>
-              <w:t>No effect on BrokerVerse (exchange is by file and e-mail)</w:t>
-            </w:r>
-          </w:p>
-        </w:tc>
-        <w:tc>
-          <w:tcPr>
-            <w:tcW w:w="3828" w:type="dxa"/>
-            <w:tcBorders>
-              <w:top w:val="single" w:sz="4" w:space="0" w:color="BFC7D1"/>
-              <w:left w:val="single" w:sz="4" w:space="0" w:color="BFC7D1"/>
-              <w:bottom w:val="single" w:sz="4" w:space="0" w:color="BFC7D1"/>
-              <w:right w:val="single" w:sz="4" w:space="0" w:color="BFC7D1"/>
-            </w:tcBorders>
-          </w:tcPr>
-          <w:p>
-            <w:pPr>
-              <w:pStyle w:val="Normal"/>
-              <w:widowControl/>
-              <w:spacing w:lineRule="auto" w:line="240" w:before="0" w:after="20"/>
-              <w:jc w:val="left"/>
-              <w:rPr>
-                <w:rFonts w:ascii="Aptos" w:hAnsi="Aptos" w:eastAsia="ＭＳ 明朝" w:cs="Arial"/>
-                <w:kern w:val="0"/>
-                <w:sz w:val="24"/>
-                <w:szCs w:val="24"/>
-                <w:lang w:val="en-US" w:eastAsia="ja-JP" w:bidi="ar-SA"/>
-              </w:rPr>
-            </w:pPr>
-            <w:r>
-              <w:rPr>
-                <w:rFonts w:eastAsia="Segoe UI" w:cs="Segoe UI" w:ascii="Segoe UI" w:hAnsi="Segoe UI"/>
-                <w:color w:val="101820"/>
-                <w:kern w:val="0"/>
-                <w:sz w:val="18"/>
-                <w:szCs w:val="24"/>
-                <w:lang w:val="en-US" w:eastAsia="ja-JP" w:bidi="ar-SA"/>
-              </w:rPr>
-              <w:t>Not applicable</w:t>
+            <w:tcW w:w="3182" w:type="dxa"/>
+            <w:tcBorders>
+              <w:top w:val="single" w:sz="4" w:space="0" w:color="BFC7D1"/>
+              <w:left w:val="single" w:sz="4" w:space="0" w:color="BFC7D1"/>
+              <w:bottom w:val="single" w:sz="4" w:space="0" w:color="BFC7D1"/>
+              <w:right w:val="single" w:sz="4" w:space="0" w:color="BFC7D1"/>
+            </w:tcBorders>
+          </w:tcPr>
+          <w:p>
+            <w:pPr>
+              <w:pStyle w:val="Normal"/>
+              <w:widowControl/>
+              <w:spacing w:lineRule="auto" w:line="240" w:before="0" w:after="20"/>
+              <w:jc w:val="left"/>
+              <w:rPr>
+                <w:rFonts w:ascii="Aptos" w:hAnsi="Aptos" w:eastAsia="ＭＳ 明朝" w:cs="Arial"/>
+                <w:kern w:val="0"/>
+                <w:sz w:val="24"/>
+                <w:szCs w:val="24"/>
+                <w:lang w:val="en-US" w:eastAsia="ja-JP" w:bidi="ar-SA"/>
+              </w:rPr>
+            </w:pPr>
+            <w:r>
+              <w:rPr>
+                <w:rFonts w:eastAsia="Segoe UI" w:cs="Segoe UI" w:ascii="Segoe UI" w:hAnsi="Segoe UI"/>
+                <w:color w:val="101820"/>
+                <w:kern w:val="0"/>
+                <w:sz w:val="18"/>
+                <w:szCs w:val="24"/>
+                <w:lang w:val="en-US" w:eastAsia="ja-JP" w:bidi="ar-SA"/>
+              </w:rPr>
+              <w:t>Insurer requests (issuance, premium data, claim status) stay in Retry; policies and claims continue</w:t>
+            </w:r>
+          </w:p>
+        </w:tc>
+        <w:tc>
+          <w:tcPr>
+            <w:tcW w:w="3181" w:type="dxa"/>
+            <w:tcBorders>
+              <w:top w:val="single" w:sz="4" w:space="0" w:color="BFC7D1"/>
+              <w:left w:val="single" w:sz="4" w:space="0" w:color="BFC7D1"/>
+              <w:bottom w:val="single" w:sz="4" w:space="0" w:color="BFC7D1"/>
+              <w:right w:val="single" w:sz="4" w:space="0" w:color="BFC7D1"/>
+            </w:tcBorders>
+          </w:tcPr>
+          <w:p>
+            <w:pPr>
+              <w:pStyle w:val="Normal"/>
+              <w:widowControl/>
+              <w:spacing w:lineRule="auto" w:line="240" w:before="0" w:after="20"/>
+              <w:jc w:val="left"/>
+              <w:rPr>
+                <w:rFonts w:ascii="Aptos" w:hAnsi="Aptos" w:eastAsia="ＭＳ 明朝" w:cs="Arial"/>
+                <w:kern w:val="0"/>
+                <w:sz w:val="24"/>
+                <w:szCs w:val="24"/>
+                <w:lang w:val="en-US" w:eastAsia="ja-JP" w:bidi="ar-SA"/>
+              </w:rPr>
+            </w:pPr>
+            <w:r>
+              <w:rPr>
+                <w:rFonts w:eastAsia="Segoe UI" w:cs="Segoe UI" w:ascii="Segoe UI" w:hAnsi="Segoe UI"/>
+                <w:color w:val="101820"/>
+                <w:kern w:val="0"/>
+                <w:sz w:val="18"/>
+                <w:szCs w:val="24"/>
+                <w:lang w:val="en-US" w:eastAsia="ja-JP" w:bidi="ar-SA"/>
+              </w:rPr>
+              <w:t>Record the insurer's policy number by hand; import the claim status file when the API is back</w:t>
+            </w:r>
+          </w:p>
+        </w:tc>
+      </w:tr>
+      <w:tr>
+        <w:trPr/>
+        <w:tc>
+          <w:tcPr>
+            <w:tcW w:w="2650" w:type="dxa"/>
+            <w:tcBorders>
+              <w:top w:val="single" w:sz="4" w:space="0" w:color="BFC7D1"/>
+              <w:left w:val="single" w:sz="4" w:space="0" w:color="BFC7D1"/>
+              <w:bottom w:val="single" w:sz="4" w:space="0" w:color="BFC7D1"/>
+              <w:right w:val="single" w:sz="4" w:space="0" w:color="BFC7D1"/>
+            </w:tcBorders>
+          </w:tcPr>
+          <w:p>
+            <w:pPr>
+              <w:pStyle w:val="Normal"/>
+              <w:widowControl/>
+              <w:spacing w:lineRule="auto" w:line="240" w:before="0" w:after="20"/>
+              <w:jc w:val="left"/>
+              <w:rPr>
+                <w:rFonts w:ascii="Aptos" w:hAnsi="Aptos" w:eastAsia="ＭＳ 明朝" w:cs="Arial"/>
+                <w:kern w:val="0"/>
+                <w:sz w:val="24"/>
+                <w:szCs w:val="24"/>
+                <w:lang w:val="en-US" w:eastAsia="ja-JP" w:bidi="ar-SA"/>
+              </w:rPr>
+            </w:pPr>
+            <w:r>
+              <w:rPr>
+                <w:rFonts w:eastAsia="Segoe UI" w:cs="Segoe UI" w:ascii="Segoe UI" w:hAnsi="Segoe UI"/>
+                <w:color w:val="101820"/>
+                <w:kern w:val="0"/>
+                <w:sz w:val="18"/>
+                <w:szCs w:val="24"/>
+                <w:lang w:val="en-US" w:eastAsia="ja-JP" w:bidi="ar-SA"/>
+              </w:rPr>
+              <w:t>SMS or Viber gateway</w:t>
+            </w:r>
+          </w:p>
+        </w:tc>
+        <w:tc>
+          <w:tcPr>
+            <w:tcW w:w="3182" w:type="dxa"/>
+            <w:tcBorders>
+              <w:top w:val="single" w:sz="4" w:space="0" w:color="BFC7D1"/>
+              <w:left w:val="single" w:sz="4" w:space="0" w:color="BFC7D1"/>
+              <w:bottom w:val="single" w:sz="4" w:space="0" w:color="BFC7D1"/>
+              <w:right w:val="single" w:sz="4" w:space="0" w:color="BFC7D1"/>
+            </w:tcBorders>
+          </w:tcPr>
+          <w:p>
+            <w:pPr>
+              <w:pStyle w:val="Normal"/>
+              <w:widowControl/>
+              <w:spacing w:lineRule="auto" w:line="240" w:before="0" w:after="20"/>
+              <w:jc w:val="left"/>
+              <w:rPr>
+                <w:rFonts w:ascii="Aptos" w:hAnsi="Aptos" w:eastAsia="ＭＳ 明朝" w:cs="Arial"/>
+                <w:kern w:val="0"/>
+                <w:sz w:val="24"/>
+                <w:szCs w:val="24"/>
+                <w:lang w:val="en-US" w:eastAsia="ja-JP" w:bidi="ar-SA"/>
+              </w:rPr>
+            </w:pPr>
+            <w:r>
+              <w:rPr>
+                <w:rFonts w:eastAsia="Segoe UI" w:cs="Segoe UI" w:ascii="Segoe UI" w:hAnsi="Segoe UI"/>
+                <w:color w:val="101820"/>
+                <w:kern w:val="0"/>
+                <w:sz w:val="18"/>
+                <w:szCs w:val="24"/>
+                <w:lang w:val="en-US" w:eastAsia="ja-JP" w:bidi="ar-SA"/>
+              </w:rPr>
+              <w:t>Renewal notices, reminders and claim updates wait in the integrations outbox</w:t>
+            </w:r>
+          </w:p>
+        </w:tc>
+        <w:tc>
+          <w:tcPr>
+            <w:tcW w:w="3181" w:type="dxa"/>
+            <w:tcBorders>
+              <w:top w:val="single" w:sz="4" w:space="0" w:color="BFC7D1"/>
+              <w:left w:val="single" w:sz="4" w:space="0" w:color="BFC7D1"/>
+              <w:bottom w:val="single" w:sz="4" w:space="0" w:color="BFC7D1"/>
+              <w:right w:val="single" w:sz="4" w:space="0" w:color="BFC7D1"/>
+            </w:tcBorders>
+          </w:tcPr>
+          <w:p>
+            <w:pPr>
+              <w:pStyle w:val="Normal"/>
+              <w:widowControl/>
+              <w:spacing w:lineRule="auto" w:line="240" w:before="0" w:after="20"/>
+              <w:jc w:val="left"/>
+              <w:rPr>
+                <w:rFonts w:ascii="Aptos" w:hAnsi="Aptos" w:eastAsia="ＭＳ 明朝" w:cs="Arial"/>
+                <w:kern w:val="0"/>
+                <w:sz w:val="24"/>
+                <w:szCs w:val="24"/>
+                <w:lang w:val="en-US" w:eastAsia="ja-JP" w:bidi="ar-SA"/>
+              </w:rPr>
+            </w:pPr>
+            <w:r>
+              <w:rPr>
+                <w:rFonts w:eastAsia="Segoe UI" w:cs="Segoe UI" w:ascii="Segoe UI" w:hAnsi="Segoe UI"/>
+                <w:color w:val="101820"/>
+                <w:kern w:val="0"/>
+                <w:sz w:val="18"/>
+                <w:szCs w:val="24"/>
+                <w:lang w:val="en-US" w:eastAsia="ja-JP" w:bidi="ar-SA"/>
+              </w:rPr>
+              <w:t>Resend after recovery; e-mail notices continue</w:t>
+            </w:r>
+          </w:p>
+        </w:tc>
+      </w:tr>
+      <w:tr>
+        <w:trPr/>
+        <w:tc>
+          <w:tcPr>
+            <w:tcW w:w="2650" w:type="dxa"/>
+            <w:tcBorders>
+              <w:top w:val="single" w:sz="4" w:space="0" w:color="BFC7D1"/>
+              <w:left w:val="single" w:sz="4" w:space="0" w:color="BFC7D1"/>
+              <w:bottom w:val="single" w:sz="4" w:space="0" w:color="BFC7D1"/>
+              <w:right w:val="single" w:sz="4" w:space="0" w:color="BFC7D1"/>
+            </w:tcBorders>
+          </w:tcPr>
+          <w:p>
+            <w:pPr>
+              <w:pStyle w:val="Normal"/>
+              <w:widowControl/>
+              <w:spacing w:lineRule="auto" w:line="240" w:before="0" w:after="20"/>
+              <w:jc w:val="left"/>
+              <w:rPr>
+                <w:rFonts w:ascii="Aptos" w:hAnsi="Aptos" w:eastAsia="ＭＳ 明朝" w:cs="Arial"/>
+                <w:kern w:val="0"/>
+                <w:sz w:val="24"/>
+                <w:szCs w:val="24"/>
+                <w:lang w:val="en-US" w:eastAsia="ja-JP" w:bidi="ar-SA"/>
+              </w:rPr>
+            </w:pPr>
+            <w:r>
+              <w:rPr>
+                <w:rFonts w:eastAsia="Segoe UI" w:cs="Segoe UI" w:ascii="Segoe UI" w:hAnsi="Segoe UI"/>
+                <w:color w:val="101820"/>
+                <w:kern w:val="0"/>
+                <w:sz w:val="18"/>
+                <w:szCs w:val="24"/>
+                <w:lang w:val="en-US" w:eastAsia="ja-JP" w:bidi="ar-SA"/>
+              </w:rPr>
+              <w:t>CTPL authentication provider or LTO feed</w:t>
+            </w:r>
+          </w:p>
+        </w:tc>
+        <w:tc>
+          <w:tcPr>
+            <w:tcW w:w="3182" w:type="dxa"/>
+            <w:tcBorders>
+              <w:top w:val="single" w:sz="4" w:space="0" w:color="BFC7D1"/>
+              <w:left w:val="single" w:sz="4" w:space="0" w:color="BFC7D1"/>
+              <w:bottom w:val="single" w:sz="4" w:space="0" w:color="BFC7D1"/>
+              <w:right w:val="single" w:sz="4" w:space="0" w:color="BFC7D1"/>
+            </w:tcBorders>
+          </w:tcPr>
+          <w:p>
+            <w:pPr>
+              <w:pStyle w:val="Normal"/>
+              <w:widowControl/>
+              <w:spacing w:lineRule="auto" w:line="240" w:before="0" w:after="20"/>
+              <w:jc w:val="left"/>
+              <w:rPr>
+                <w:rFonts w:ascii="Aptos" w:hAnsi="Aptos" w:eastAsia="ＭＳ 明朝" w:cs="Arial"/>
+                <w:kern w:val="0"/>
+                <w:sz w:val="24"/>
+                <w:szCs w:val="24"/>
+                <w:lang w:val="en-US" w:eastAsia="ja-JP" w:bidi="ar-SA"/>
+              </w:rPr>
+            </w:pPr>
+            <w:r>
+              <w:rPr>
+                <w:rFonts w:eastAsia="Segoe UI" w:cs="Segoe UI" w:ascii="Segoe UI" w:hAnsi="Segoe UI"/>
+                <w:color w:val="101820"/>
+                <w:kern w:val="0"/>
+                <w:sz w:val="18"/>
+                <w:szCs w:val="24"/>
+                <w:lang w:val="en-US" w:eastAsia="ja-JP" w:bidi="ar-SA"/>
+              </w:rPr>
+              <w:t>COCs wait for their authentication code</w:t>
+            </w:r>
+          </w:p>
+        </w:tc>
+        <w:tc>
+          <w:tcPr>
+            <w:tcW w:w="3181" w:type="dxa"/>
+            <w:tcBorders>
+              <w:top w:val="single" w:sz="4" w:space="0" w:color="BFC7D1"/>
+              <w:left w:val="single" w:sz="4" w:space="0" w:color="BFC7D1"/>
+              <w:bottom w:val="single" w:sz="4" w:space="0" w:color="BFC7D1"/>
+              <w:right w:val="single" w:sz="4" w:space="0" w:color="BFC7D1"/>
+            </w:tcBorders>
+          </w:tcPr>
+          <w:p>
+            <w:pPr>
+              <w:pStyle w:val="Normal"/>
+              <w:widowControl/>
+              <w:spacing w:lineRule="auto" w:line="240" w:before="0" w:after="20"/>
+              <w:jc w:val="left"/>
+              <w:rPr>
+                <w:rFonts w:ascii="Aptos" w:hAnsi="Aptos" w:eastAsia="ＭＳ 明朝" w:cs="Arial"/>
+                <w:kern w:val="0"/>
+                <w:sz w:val="24"/>
+                <w:szCs w:val="24"/>
+                <w:lang w:val="en-US" w:eastAsia="ja-JP" w:bidi="ar-SA"/>
+              </w:rPr>
+            </w:pPr>
+            <w:r>
+              <w:rPr>
+                <w:rFonts w:eastAsia="Segoe UI" w:cs="Segoe UI" w:ascii="Segoe UI" w:hAnsi="Segoe UI"/>
+                <w:color w:val="101820"/>
+                <w:kern w:val="0"/>
+                <w:sz w:val="18"/>
+                <w:szCs w:val="24"/>
+                <w:lang w:val="en-US" w:eastAsia="ja-JP" w:bidi="ar-SA"/>
+              </w:rPr>
+              <w:t>Authenticate through the provider's own portal and record the code; cancel the queued request</w:t>
+            </w:r>
+          </w:p>
+        </w:tc>
+      </w:tr>
+      <w:tr>
+        <w:trPr/>
+        <w:tc>
+          <w:tcPr>
+            <w:tcW w:w="2650" w:type="dxa"/>
+            <w:tcBorders>
+              <w:top w:val="single" w:sz="4" w:space="0" w:color="BFC7D1"/>
+              <w:left w:val="single" w:sz="4" w:space="0" w:color="BFC7D1"/>
+              <w:bottom w:val="single" w:sz="4" w:space="0" w:color="BFC7D1"/>
+              <w:right w:val="single" w:sz="4" w:space="0" w:color="BFC7D1"/>
+            </w:tcBorders>
+          </w:tcPr>
+          <w:p>
+            <w:pPr>
+              <w:pStyle w:val="Normal"/>
+              <w:widowControl/>
+              <w:spacing w:lineRule="auto" w:line="240" w:before="0" w:after="20"/>
+              <w:jc w:val="left"/>
+              <w:rPr>
+                <w:rFonts w:ascii="Aptos" w:hAnsi="Aptos" w:eastAsia="ＭＳ 明朝" w:cs="Arial"/>
+                <w:kern w:val="0"/>
+                <w:sz w:val="24"/>
+                <w:szCs w:val="24"/>
+                <w:lang w:val="en-US" w:eastAsia="ja-JP" w:bidi="ar-SA"/>
+              </w:rPr>
+            </w:pPr>
+            <w:r>
+              <w:rPr>
+                <w:rFonts w:eastAsia="Segoe UI" w:cs="Segoe UI" w:ascii="Segoe UI" w:hAnsi="Segoe UI"/>
+                <w:color w:val="101820"/>
+                <w:kern w:val="0"/>
+                <w:sz w:val="18"/>
+                <w:szCs w:val="24"/>
+                <w:lang w:val="en-US" w:eastAsia="ja-JP" w:bidi="ar-SA"/>
+              </w:rPr>
+              <w:t>BIR EIS</w:t>
+            </w:r>
+          </w:p>
+        </w:tc>
+        <w:tc>
+          <w:tcPr>
+            <w:tcW w:w="3182" w:type="dxa"/>
+            <w:tcBorders>
+              <w:top w:val="single" w:sz="4" w:space="0" w:color="BFC7D1"/>
+              <w:left w:val="single" w:sz="4" w:space="0" w:color="BFC7D1"/>
+              <w:bottom w:val="single" w:sz="4" w:space="0" w:color="BFC7D1"/>
+              <w:right w:val="single" w:sz="4" w:space="0" w:color="BFC7D1"/>
+            </w:tcBorders>
+          </w:tcPr>
+          <w:p>
+            <w:pPr>
+              <w:pStyle w:val="Normal"/>
+              <w:widowControl/>
+              <w:spacing w:lineRule="auto" w:line="240" w:before="0" w:after="20"/>
+              <w:jc w:val="left"/>
+              <w:rPr>
+                <w:rFonts w:ascii="Aptos" w:hAnsi="Aptos" w:eastAsia="ＭＳ 明朝" w:cs="Arial"/>
+                <w:kern w:val="0"/>
+                <w:sz w:val="24"/>
+                <w:szCs w:val="24"/>
+                <w:lang w:val="en-US" w:eastAsia="ja-JP" w:bidi="ar-SA"/>
+              </w:rPr>
+            </w:pPr>
+            <w:r>
+              <w:rPr>
+                <w:rFonts w:eastAsia="Segoe UI" w:cs="Segoe UI" w:ascii="Segoe UI" w:hAnsi="Segoe UI"/>
+                <w:color w:val="101820"/>
+                <w:kern w:val="0"/>
+                <w:sz w:val="18"/>
+                <w:szCs w:val="24"/>
+                <w:lang w:val="en-US" w:eastAsia="ja-JP" w:bidi="ar-SA"/>
+              </w:rPr>
+              <w:t>E-invoices wait in the EIS outbox; invoicing continues</w:t>
+            </w:r>
+          </w:p>
+        </w:tc>
+        <w:tc>
+          <w:tcPr>
+            <w:tcW w:w="3181" w:type="dxa"/>
+            <w:tcBorders>
+              <w:top w:val="single" w:sz="4" w:space="0" w:color="BFC7D1"/>
+              <w:left w:val="single" w:sz="4" w:space="0" w:color="BFC7D1"/>
+              <w:bottom w:val="single" w:sz="4" w:space="0" w:color="BFC7D1"/>
+              <w:right w:val="single" w:sz="4" w:space="0" w:color="BFC7D1"/>
+            </w:tcBorders>
+          </w:tcPr>
+          <w:p>
+            <w:pPr>
+              <w:pStyle w:val="Normal"/>
+              <w:widowControl/>
+              <w:spacing w:lineRule="auto" w:line="240" w:before="0" w:after="20"/>
+              <w:jc w:val="left"/>
+              <w:rPr>
+                <w:rFonts w:ascii="Aptos" w:hAnsi="Aptos" w:eastAsia="ＭＳ 明朝" w:cs="Arial"/>
+                <w:kern w:val="0"/>
+                <w:sz w:val="24"/>
+                <w:szCs w:val="24"/>
+                <w:lang w:val="en-US" w:eastAsia="ja-JP" w:bidi="ar-SA"/>
+              </w:rPr>
+            </w:pPr>
+            <w:r>
+              <w:rPr>
+                <w:rFonts w:eastAsia="Segoe UI" w:cs="Segoe UI" w:ascii="Segoe UI" w:hAnsi="Segoe UI"/>
+                <w:color w:val="101820"/>
+                <w:kern w:val="0"/>
+                <w:sz w:val="18"/>
+                <w:szCs w:val="24"/>
+                <w:lang w:val="en-US" w:eastAsia="ja-JP" w:bidi="ar-SA"/>
+              </w:rPr>
+              <w:t>Export payloads and upload manually; record Uploaded manually</w:t>
+            </w:r>
+          </w:p>
+        </w:tc>
+      </w:tr>
+      <w:tr>
+        <w:trPr/>
+        <w:tc>
+          <w:tcPr>
+            <w:tcW w:w="2650" w:type="dxa"/>
+            <w:tcBorders>
+              <w:top w:val="single" w:sz="4" w:space="0" w:color="BFC7D1"/>
+              <w:left w:val="single" w:sz="4" w:space="0" w:color="BFC7D1"/>
+              <w:bottom w:val="single" w:sz="4" w:space="0" w:color="BFC7D1"/>
+              <w:right w:val="single" w:sz="4" w:space="0" w:color="BFC7D1"/>
+            </w:tcBorders>
+          </w:tcPr>
+          <w:p>
+            <w:pPr>
+              <w:pStyle w:val="Normal"/>
+              <w:widowControl/>
+              <w:spacing w:lineRule="auto" w:line="240" w:before="0" w:after="20"/>
+              <w:jc w:val="left"/>
+              <w:rPr>
+                <w:rFonts w:ascii="Aptos" w:hAnsi="Aptos" w:eastAsia="ＭＳ 明朝" w:cs="Arial"/>
+                <w:kern w:val="0"/>
+                <w:sz w:val="24"/>
+                <w:szCs w:val="24"/>
+                <w:lang w:val="en-US" w:eastAsia="ja-JP" w:bidi="ar-SA"/>
+              </w:rPr>
+            </w:pPr>
+            <w:r>
+              <w:rPr>
+                <w:rFonts w:eastAsia="Segoe UI" w:cs="Segoe UI" w:ascii="Segoe UI" w:hAnsi="Segoe UI"/>
+                <w:color w:val="101820"/>
+                <w:kern w:val="0"/>
+                <w:sz w:val="18"/>
+                <w:szCs w:val="24"/>
+                <w:lang w:val="en-US" w:eastAsia="ja-JP" w:bidi="ar-SA"/>
+              </w:rPr>
+              <w:t>Screening provider</w:t>
+            </w:r>
+          </w:p>
+        </w:tc>
+        <w:tc>
+          <w:tcPr>
+            <w:tcW w:w="3182" w:type="dxa"/>
+            <w:tcBorders>
+              <w:top w:val="single" w:sz="4" w:space="0" w:color="BFC7D1"/>
+              <w:left w:val="single" w:sz="4" w:space="0" w:color="BFC7D1"/>
+              <w:bottom w:val="single" w:sz="4" w:space="0" w:color="BFC7D1"/>
+              <w:right w:val="single" w:sz="4" w:space="0" w:color="BFC7D1"/>
+            </w:tcBorders>
+          </w:tcPr>
+          <w:p>
+            <w:pPr>
+              <w:pStyle w:val="Normal"/>
+              <w:widowControl/>
+              <w:spacing w:lineRule="auto" w:line="240" w:before="0" w:after="20"/>
+              <w:jc w:val="left"/>
+              <w:rPr>
+                <w:rFonts w:ascii="Aptos" w:hAnsi="Aptos" w:eastAsia="ＭＳ 明朝" w:cs="Arial"/>
+                <w:kern w:val="0"/>
+                <w:sz w:val="24"/>
+                <w:szCs w:val="24"/>
+                <w:lang w:val="en-US" w:eastAsia="ja-JP" w:bidi="ar-SA"/>
+              </w:rPr>
+            </w:pPr>
+            <w:r>
+              <w:rPr>
+                <w:rFonts w:eastAsia="Segoe UI" w:cs="Segoe UI" w:ascii="Segoe UI" w:hAnsi="Segoe UI"/>
+                <w:color w:val="101820"/>
+                <w:kern w:val="0"/>
+                <w:sz w:val="18"/>
+                <w:szCs w:val="24"/>
+                <w:lang w:val="en-US" w:eastAsia="ja-JP" w:bidi="ar-SA"/>
+              </w:rPr>
+              <w:t>Requests fail and are retried; the uploaded lists are still screened</w:t>
+            </w:r>
+          </w:p>
+        </w:tc>
+        <w:tc>
+          <w:tcPr>
+            <w:tcW w:w="3181" w:type="dxa"/>
+            <w:tcBorders>
+              <w:top w:val="single" w:sz="4" w:space="0" w:color="BFC7D1"/>
+              <w:left w:val="single" w:sz="4" w:space="0" w:color="BFC7D1"/>
+              <w:bottom w:val="single" w:sz="4" w:space="0" w:color="BFC7D1"/>
+              <w:right w:val="single" w:sz="4" w:space="0" w:color="BFC7D1"/>
+            </w:tcBorders>
+          </w:tcPr>
+          <w:p>
+            <w:pPr>
+              <w:pStyle w:val="Normal"/>
+              <w:widowControl/>
+              <w:spacing w:lineRule="auto" w:line="240" w:before="0" w:after="20"/>
+              <w:jc w:val="left"/>
+              <w:rPr>
+                <w:rFonts w:ascii="Aptos" w:hAnsi="Aptos" w:eastAsia="ＭＳ 明朝" w:cs="Arial"/>
+                <w:kern w:val="0"/>
+                <w:sz w:val="24"/>
+                <w:szCs w:val="24"/>
+                <w:lang w:val="en-US" w:eastAsia="ja-JP" w:bidi="ar-SA"/>
+              </w:rPr>
+            </w:pPr>
+            <w:r>
+              <w:rPr>
+                <w:rFonts w:eastAsia="Segoe UI" w:cs="Segoe UI" w:ascii="Segoe UI" w:hAnsi="Segoe UI"/>
+                <w:color w:val="101820"/>
+                <w:kern w:val="0"/>
+                <w:sz w:val="18"/>
+                <w:szCs w:val="24"/>
+                <w:lang w:val="en-US" w:eastAsia="ja-JP" w:bidi="ar-SA"/>
+              </w:rPr>
+              <w:t>Screen the parties of abandoned requests manually</w:t>
             </w:r>
           </w:p>
         </w:tc>
@@ -16510,7 +17952,7 @@
       <w:r>
         <w:br w:type="page"/>
       </w:r>
-      <w:bookmarkStart w:id="36" w:name="__RefHeading___Toc58723_3066934455"/>
+      <w:bookmarkStart w:id="36" w:name="__RefHeading___Toc33250_1360963153"/>
       <w:bookmarkEnd w:id="36"/>
       <w:r>
         <w:rPr>
@@ -17279,7 +18721,7 @@
         <w:pStyle w:val="Heading1"/>
         <w:rPr/>
       </w:pPr>
-      <w:bookmarkStart w:id="37" w:name="__RefHeading___Toc58725_3066934455"/>
+      <w:bookmarkStart w:id="37" w:name="__RefHeading___Toc33252_1360963153"/>
       <w:bookmarkEnd w:id="37"/>
       <w:r>
         <w:rPr>
@@ -18354,7 +19796,7 @@
       <w:r>
         <w:br w:type="page"/>
       </w:r>
-      <w:bookmarkStart w:id="38" w:name="__RefHeading___Toc58727_3066934455"/>
+      <w:bookmarkStart w:id="38" w:name="__RefHeading___Toc33254_1360963153"/>
       <w:bookmarkEnd w:id="38"/>
       <w:r>
         <w:rPr>
@@ -21181,7 +22623,7 @@
       <w:r>
         <w:br w:type="page"/>
       </w:r>
-      <w:bookmarkStart w:id="39" w:name="__RefHeading___Toc58729_3066934455"/>
+      <w:bookmarkStart w:id="39" w:name="__RefHeading___Toc33256_1360963153"/>
       <w:bookmarkEnd w:id="39"/>
       <w:r>
         <w:rPr>
@@ -21198,7 +22640,7 @@
         <w:pStyle w:val="Heading2"/>
         <w:rPr/>
       </w:pPr>
-      <w:bookmarkStart w:id="40" w:name="__RefHeading___Toc58731_3066934455"/>
+      <w:bookmarkStart w:id="40" w:name="__RefHeading___Toc33258_1360963153"/>
       <w:bookmarkEnd w:id="40"/>
       <w:r>
         <w:rPr>
@@ -22321,7 +23763,7 @@
         <w:pStyle w:val="Heading2"/>
         <w:rPr/>
       </w:pPr>
-      <w:bookmarkStart w:id="41" w:name="__RefHeading___Toc58733_3066934455"/>
+      <w:bookmarkStart w:id="41" w:name="__RefHeading___Toc33260_1360963153"/>
       <w:bookmarkEnd w:id="41"/>
       <w:r>
         <w:rPr>
@@ -23304,7 +24746,7 @@
         <w:pStyle w:val="Heading1"/>
         <w:rPr/>
       </w:pPr>
-      <w:bookmarkStart w:id="42" w:name="__RefHeading___Toc58735_3066934455"/>
+      <w:bookmarkStart w:id="42" w:name="__RefHeading___Toc33262_1360963153"/>
       <w:bookmarkEnd w:id="42"/>
       <w:r>
         <w:rPr>
@@ -23395,7 +24837,7 @@
           <w:spacing w:val="0"/>
         </w:rPr>
       </w:pPr>
-      <w:bookmarkStart w:id="43" w:name="__RefHeading___Toc58737_3066934455"/>
+      <w:bookmarkStart w:id="43" w:name="__RefHeading___Toc33264_1360963153"/>
       <w:bookmarkStart w:id="44" w:name="_Toc233203395"/>
       <w:bookmarkEnd w:id="43"/>
       <w:r>
@@ -25154,7 +26596,7 @@
       <w:r>
         <w:rPr/>
         <w:drawing>
-          <wp:anchor behindDoc="1" distT="0" distB="0" distL="0" distR="0" simplePos="0" locked="0" layoutInCell="0" allowOverlap="1" relativeHeight="25">
+          <wp:anchor behindDoc="1" distT="0" distB="0" distL="0" distR="0" simplePos="0" locked="0" layoutInCell="0" allowOverlap="1" relativeHeight="28">
             <wp:simplePos x="0" y="0"/>
             <wp:positionH relativeFrom="margin">
               <wp:align>center</wp:align>
@@ -25225,7 +26667,7 @@
     <w:r>
       <w:rPr/>
       <w:drawing>
-        <wp:anchor behindDoc="1" distT="0" distB="0" distL="0" distR="0" simplePos="0" locked="0" layoutInCell="0" allowOverlap="1" relativeHeight="24">
+        <wp:anchor behindDoc="1" distT="0" distB="0" distL="0" distR="0" simplePos="0" locked="0" layoutInCell="0" allowOverlap="1" relativeHeight="27">
           <wp:simplePos x="0" y="0"/>
           <wp:positionH relativeFrom="page">
             <wp:align>left</wp:align>
@@ -25284,7 +26726,7 @@
     <w:r>
       <w:rPr/>
       <w:drawing>
-        <wp:anchor behindDoc="1" distT="0" distB="0" distL="0" distR="0" simplePos="0" locked="0" layoutInCell="0" allowOverlap="1" relativeHeight="24">
+        <wp:anchor behindDoc="1" distT="0" distB="0" distL="0" distR="0" simplePos="0" locked="0" layoutInCell="0" allowOverlap="1" relativeHeight="27">
           <wp:simplePos x="0" y="0"/>
           <wp:positionH relativeFrom="page">
             <wp:align>left</wp:align>
